--- a/tests/corpus_v2/docs/sale_0010.docx
+++ b/tests/corpus_v2/docs/sale_0010.docx
@@ -21,7 +21,13 @@
         <w:rPr>
           <w:b/>
         </w:rPr>
-        <w:t xml:space="preserve">№ 162/2023-С</w:t>
+        <w:t xml:space="preserve">№ </w:t>
+      </w:r>
+      <w:r>
+        <w:rPr>
+          <w:b/>
+        </w:rPr>
+        <w:t xml:space="preserve">3/19</w:t>
       </w:r>
     </w:p>
     <w:p/>
@@ -33,7 +39,7 @@
         <w:t xml:space="preserve">     </w:t>
       </w:r>
       <w:r>
-        <w:t xml:space="preserve">«27» марта 2025 г.</w:t>
+        <w:t xml:space="preserve">27.03.2025 г.</w:t>
       </w:r>
     </w:p>
     <w:p/>
@@ -72,10 +78,10 @@
         <w:t xml:space="preserve">, именуемая в дальнейшем «Покупатель», действующая на основании свидетельства о государственной регистрации</w:t>
       </w:r>
       <w:r>
-        <w:t xml:space="preserve">, с другой стороны, совместно именуемые «Стороны», заключили настоящий </w:t>
-      </w:r>
-      <w:r>
-        <w:t xml:space="preserve">Договор № 74/2025-Д</w:t>
+        <w:t xml:space="preserve">, с другой стороны, совместно именуемые «Стороны», заключили настоящий Договор № </w:t>
+      </w:r>
+      <w:r>
+        <w:t xml:space="preserve">83/15</w:t>
       </w:r>
       <w:r>
         <w:t xml:space="preserve"> (далее — Договор) о нижеследующем:</w:t>
@@ -122,7 +128,19 @@
         <w:t xml:space="preserve">Расчёты производятся через аккредитив, открываемый Покупателем. Сумма аккредитива: </w:t>
       </w:r>
       <w:r>
-        <w:t xml:space="preserve">3 000 ₽</w:t>
+        <w:t xml:space="preserve">890 000,94 руб.</w:t>
+      </w:r>
+      <w:r>
+        <w:t xml:space="preserve">, включая НДС </w:t>
+      </w:r>
+      <w:r>
+        <w:t xml:space="preserve">22%</w:t>
+      </w:r>
+      <w:r>
+        <w:t xml:space="preserve"> в размере </w:t>
+      </w:r>
+      <w:r>
+        <w:t xml:space="preserve">Два миллиона семьсот девяносто тысяч рублей 0 коп.</w:t>
       </w:r>
       <w:r>
         <w:t xml:space="preserve">.</w:t>
@@ -142,7 +160,10 @@
         <w:t xml:space="preserve">2.1. Общая цена Договора: </w:t>
       </w:r>
       <w:r>
-        <w:t xml:space="preserve">70 000 RUB</w:t>
+        <w:t xml:space="preserve">не менее 65400000 (Шестидесяти пяти миллионов четырёхсот тысяч) RUB</w:t>
+      </w:r>
+      <w:r>
+        <w:t xml:space="preserve">, НДС не облагается, т.к. применяется УСН</w:t>
       </w:r>
       <w:r>
         <w:t xml:space="preserve">.</w:t>
@@ -153,7 +174,7 @@
         <w:t xml:space="preserve">2.2. Налог: </w:t>
       </w:r>
       <w:r>
-        <w:t xml:space="preserve">15 (пятнадцать) процентов</w:t>
+        <w:t xml:space="preserve">0,2 % годовых</w:t>
       </w:r>
       <w:r>
         <w:t xml:space="preserve">.</w:t>
@@ -164,7 +185,7 @@
         <w:t xml:space="preserve">2.3. Срок оплаты — </w:t>
       </w:r>
       <w:r>
-        <w:t xml:space="preserve">не более 60 месяцев с момента заключения кредитного договора</w:t>
+        <w:t xml:space="preserve">не позднее 18.08.2026</w:t>
       </w:r>
       <w:r>
         <w:t xml:space="preserve">.</w:t>
@@ -184,7 +205,7 @@
         <w:t xml:space="preserve">, артикул </w:t>
       </w:r>
       <w:r>
-        <w:t xml:space="preserve">RM-6607-49</w:t>
+        <w:t xml:space="preserve">RM-6096-40</w:t>
       </w:r>
       <w:r>
         <w:t xml:space="preserve">, код </w:t>
@@ -244,7 +265,7 @@
         <w:t xml:space="preserve">. Цена — </w:t>
       </w:r>
       <w:r>
-        <w:t xml:space="preserve">5 000 руб.</w:t>
+        <w:t xml:space="preserve">976 002 рубля</w:t>
       </w:r>
       <w:r>
         <w:t xml:space="preserve">.</w:t>
@@ -292,7 +313,7 @@
         <w:t xml:space="preserve">3.3. Срок исполнения обязательств — </w:t>
       </w:r>
       <w:r>
-        <w:t xml:space="preserve">в течение 5 банковских дней с даты подписания Сторонами акта сдачи-приемки оказанных услуг</w:t>
+        <w:t xml:space="preserve">в течение 7 (Семи) дней с момента поступления денежных средств на расчетный счет</w:t>
       </w:r>
       <w:r>
         <w:t xml:space="preserve">.</w:t>
@@ -323,13 +344,19 @@
         <w:t xml:space="preserve">Размер неустойки за нарушение сроков оплаты: </w:t>
       </w:r>
       <w:r>
-        <w:t xml:space="preserve">0,5 (пяти десятых) % от цены Договора</w:t>
+        <w:t xml:space="preserve">1/300 ключевой ставки ЦБ РФ от цены Договора</w:t>
+      </w:r>
+      <w:r>
+        <w:t xml:space="preserve">, но не более </w:t>
+      </w:r>
+      <w:r>
+        <w:t xml:space="preserve">0,5 процента от цены Договора</w:t>
       </w:r>
       <w:r>
         <w:t xml:space="preserve">. Предельный размер ответственности: </w:t>
       </w:r>
       <w:r>
-        <w:t xml:space="preserve">0,1% за каждый день просрочки</w:t>
+        <w:t xml:space="preserve">1/130 ключевой ставки ЦБ РФ от стоимости неоплаченных работ</w:t>
       </w:r>
       <w:r>
         <w:t xml:space="preserve">.</w:t>
@@ -351,7 +378,7 @@
         <w:t xml:space="preserve">Сторона, для которой создалась невозможность исполнения, обязана уведомить другую Сторону. Срок уведомления — </w:t>
       </w:r>
       <w:r>
-        <w:t xml:space="preserve">в течение 3 рабочих дней с момента выставления счета</w:t>
+        <w:t xml:space="preserve">не позднее 09.01.2025</w:t>
       </w:r>
       <w:r>
         <w:t xml:space="preserve">.</w:t>
@@ -365,7 +392,7 @@
         <w:t xml:space="preserve">Все споры и разногласия решаются путём переговоров. Претензионный порядок обязателен, срок ответа на претензию — </w:t>
       </w:r>
       <w:r>
-        <w:t xml:space="preserve">в течение 20 рабочих дней с момента подписания акта</w:t>
+        <w:t xml:space="preserve">в течение 14 (Четырнадцати) банковских дней с даты подписания Сторонами акта сдачи-приемки оказанных услуг</w:t>
       </w:r>
       <w:r>
         <w:t xml:space="preserve">.</w:t>
@@ -394,7 +421,7 @@
         <w:t xml:space="preserve">Ответственное лицо: </w:t>
       </w:r>
       <w:r>
-        <w:t xml:space="preserve">Бeляев Павел Алексeевич</w:t>
+        <w:t xml:space="preserve">Беляев Павел Aлексeевич</w:t>
       </w:r>
     </w:p>
     <w:p>
@@ -402,7 +429,7 @@
         <w:t xml:space="preserve">БИК банка: </w:t>
       </w:r>
       <w:r>
-        <w:t xml:space="preserve">04Ч0ЗО790</w:t>
+        <w:t xml:space="preserve">04Ч030790</w:t>
       </w:r>
     </w:p>
     <w:p>
@@ -425,13 +452,81 @@
         <w:t xml:space="preserve"> </w:t>
       </w:r>
       <w:r>
-        <w:t xml:space="preserve">Сергиев Посад  Гагарина 10</w:t>
+        <w:t xml:space="preserve">Нижний Новгород  Баумана 86</w:t>
       </w:r>
       <w:r>
         <w:t xml:space="preserve"> тел </w:t>
       </w:r>
       <w:r>
-        <w:t xml:space="preserve">84997847224</w:t>
+        <w:t xml:space="preserve">88432148096</w:t>
+      </w:r>
+    </w:p>
+    <w:p/>
+    <w:p/>
+    <w:p>
+      <w:r>
+        <w:rPr>
+          <w:b/>
+        </w:rPr>
+        <w:t xml:space="preserve">9. КОНТРОЛЬНЫЕ ВЕЛИЧИНЫ</w:t>
+      </w:r>
+    </w:p>
+    <w:p>
+      <w:r>
+        <w:t xml:space="preserve">9.1. Контрольная запись: </w:t>
+      </w:r>
+      <w:r>
+        <w:t xml:space="preserve">84Ф-70170/13-128Д</w:t>
+      </w:r>
+      <w:r>
+        <w:t xml:space="preserve">.</w:t>
+      </w:r>
+    </w:p>
+    <w:p>
+      <w:r>
+        <w:t xml:space="preserve">9.2. Контрольная запись: </w:t>
+      </w:r>
+      <w:r>
+        <w:rPr>
+          <w:b/>
+        </w:rPr>
+        <w:t xml:space="preserve">616</w:t>
+      </w:r>
+      <w:r>
+        <w:t xml:space="preserve">0000 (Шесть миллионов сто шестьдесят тысяч) руб. 00 копеек</w:t>
+      </w:r>
+      <w:r>
+        <w:t xml:space="preserve">.</w:t>
+      </w:r>
+    </w:p>
+    <w:p>
+      <w:r>
+        <w:t xml:space="preserve">9.3. Контрольная запись: </w:t>
+      </w:r>
+      <w:r>
+        <w:rPr>
+          <w:b/>
+        </w:rPr>
+        <w:t xml:space="preserve">1/1</w:t>
+      </w:r>
+      <w:r>
+        <w:t xml:space="preserve">50 ключевой ставки ЦБ РФ от цены Договора</w:t>
+      </w:r>
+      <w:r>
+        <w:t xml:space="preserve">.</w:t>
+      </w:r>
+    </w:p>
+    <w:p>
+      <w:r>
+        <w:t xml:space="preserve">9.4. Контрольная запись: </w:t>
+      </w:r>
+      <w:r>
+        <w:t xml:space="preserve">в течение 3</w:t>
+        <w:br/>
+        <w:t xml:space="preserve">0 (Тридцати) календарных дней с момента подписания акта</w:t>
+      </w:r>
+      <w:r>
+        <w:t xml:space="preserve">.</w:t>
       </w:r>
     </w:p>
     <w:p/>
@@ -483,7 +578,7 @@
               <w:t xml:space="preserve">Юридический адрес: </w:t>
             </w:r>
             <w:r>
-              <w:t xml:space="preserve">Республика Татарстан, тер. СНТ «Родник», уч. 275</w:t>
+              <w:t xml:space="preserve">Новосибирская обл., тер. СНТ «Родник», уч. 10</w:t>
             </w:r>
           </w:p>
           <w:p>
@@ -538,7 +633,7 @@
               <w:t xml:space="preserve">Тел.: </w:t>
             </w:r>
             <w:r>
-              <w:t xml:space="preserve">+7 (495) 134-29-30</w:t>
+              <w:t xml:space="preserve">+7 (499) 243-90-88</w:t>
             </w:r>
           </w:p>
           <w:p>
@@ -546,7 +641,7 @@
               <w:t xml:space="preserve">E-mail: </w:t>
             </w:r>
             <w:r>
-              <w:t xml:space="preserve">belyaev@sibtrans.ru</w:t>
+              <w:t xml:space="preserve">belyaev@bk.ru</w:t>
             </w:r>
           </w:p>
           <w:p/>
@@ -584,7 +679,7 @@
               <w:t xml:space="preserve">Адрес регистрации: </w:t>
             </w:r>
             <w:r>
-              <w:t xml:space="preserve">Республика Татарстан, Ленинский р-н, 83 км автодороги М-1 «Дон», стр. 5</w:t>
+              <w:t xml:space="preserve">190000, Свердловская обл., г. Санкт-Петербург, просп. Тверская, д. 88, корп. 3, литера А, пом. 8, оф. 242</w:t>
             </w:r>
           </w:p>
           <w:p>
@@ -623,7 +718,7 @@
               <w:t xml:space="preserve">Тел.: </w:t>
             </w:r>
             <w:r>
-              <w:t xml:space="preserve">+7 (812) 338-27-90</w:t>
+              <w:t xml:space="preserve">+7 (499) 153-15-83</w:t>
             </w:r>
           </w:p>
           <w:p>
@@ -631,7 +726,7 @@
               <w:t xml:space="preserve">E-mail: </w:t>
             </w:r>
             <w:r>
-              <w:t xml:space="preserve">ivanova.petrova@bk.ru</w:t>
+              <w:t xml:space="preserve">ivanova.petrova@yandex.ru</w:t>
             </w:r>
           </w:p>
           <w:p/>
@@ -755,13 +850,13 @@
       <w:t xml:space="preserve">Исполнитель документа: </w:t>
     </w:r>
     <w:r>
-      <w:t xml:space="preserve">Смирнов Ю. В.</w:t>
+      <w:t xml:space="preserve">Воробьёв П. С.</w:t>
     </w:r>
     <w:r>
       <w:t xml:space="preserve">, тел. </w:t>
     </w:r>
     <w:r>
-      <w:t xml:space="preserve">8(499)9869766</w:t>
+      <w:t xml:space="preserve">8(846)3006766</w:t>
     </w:r>
   </w:p>
 </w:ftr>

--- a/tests/corpus_v2/docs/sale_0010.docx
+++ b/tests/corpus_v2/docs/sale_0010.docx
@@ -476,7 +476,13 @@
         <w:t xml:space="preserve">9.1. Контрольная запись: </w:t>
       </w:r>
       <w:r>
-        <w:t xml:space="preserve">84Ф-70170/13-128Д</w:t>
+        <w:rPr>
+          <w:b/>
+        </w:rPr>
+        <w:t xml:space="preserve">84Ф-70</w:t>
+      </w:r>
+      <w:r>
+        <w:t xml:space="preserve">170/13-128Д</w:t>
       </w:r>
       <w:r>
         <w:t xml:space="preserve">.</w:t>

--- a/tests/corpus_v2/docs/sale_0010.docx
+++ b/tests/corpus_v2/docs/sale_0010.docx
@@ -27,7 +27,7 @@
         <w:rPr>
           <w:b/>
         </w:rPr>
-        <w:t xml:space="preserve">3/19</w:t>
+        <w:t xml:space="preserve">81/2023-С</w:t>
       </w:r>
     </w:p>
     <w:p/>

--- a/tests/corpus_v2/docs/sale_0010.docx
+++ b/tests/corpus_v2/docs/sale_0010.docx
@@ -262,10 +262,16 @@
         <w:t xml:space="preserve">МКАС при ТПП РФ</w:t>
       </w:r>
       <w:r>
+        <w:t xml:space="preserve">. Товар отгружается с сопроводительным документом паспорт качества № </w:t>
+      </w:r>
+      <w:r>
+        <w:t xml:space="preserve">29 08 414096</w:t>
+      </w:r>
+      <w:r>
         <w:t xml:space="preserve">. Цена — </w:t>
       </w:r>
       <w:r>
-        <w:t xml:space="preserve">976 002 рубля</w:t>
+        <w:t xml:space="preserve">74 600 002 рубля</w:t>
       </w:r>
       <w:r>
         <w:t xml:space="preserve">.</w:t>
@@ -285,7 +291,7 @@
         <w:t xml:space="preserve">3.1. Место исполнения обязательств: </w:t>
       </w:r>
       <w:r>
-        <w:t xml:space="preserve">620014, Новосибирская обл., г. Екатеринбург, бул. Полевая, д. 41, корп. 3, литера А, пом. 19, оф. 228</w:t>
+        <w:t xml:space="preserve">Ленинградская обл., Дмитровский р-н, 79 км автодороги М-5 «Дон», стр. 6</w:t>
       </w:r>
       <w:r>
         <w:t xml:space="preserve">.</w:t>
@@ -302,7 +308,7 @@
         <w:t xml:space="preserve"> по телефону </w:t>
       </w:r>
       <w:r>
-        <w:t xml:space="preserve">+7 (846) 764-77-46</w:t>
+        <w:t xml:space="preserve">+7 (499) 367-15-17</w:t>
       </w:r>
       <w:r>
         <w:t xml:space="preserve">.</w:t>
@@ -313,7 +319,7 @@
         <w:t xml:space="preserve">3.3. Срок исполнения обязательств — </w:t>
       </w:r>
       <w:r>
-        <w:t xml:space="preserve">в течение 7 (Семи) дней с момента поступления денежных средств на расчетный счет</w:t>
+        <w:t xml:space="preserve">в течение 14 (Четырнадцати) дней с момента поступления денежных средств на расчетный счет</w:t>
       </w:r>
       <w:r>
         <w:t xml:space="preserve">.</w:t>
@@ -378,7 +384,7 @@
         <w:t xml:space="preserve">Сторона, для которой создалась невозможность исполнения, обязана уведомить другую Сторону. Срок уведомления — </w:t>
       </w:r>
       <w:r>
-        <w:t xml:space="preserve">не позднее 09.01.2025</w:t>
+        <w:t xml:space="preserve">не позднее 23.04.2025</w:t>
       </w:r>
       <w:r>
         <w:t xml:space="preserve">.</w:t>
@@ -392,7 +398,7 @@
         <w:t xml:space="preserve">Все споры и разногласия решаются путём переговоров. Претензионный порядок обязателен, срок ответа на претензию — </w:t>
       </w:r>
       <w:r>
-        <w:t xml:space="preserve">в течение 14 (Четырнадцати) банковских дней с даты подписания Сторонами акта сдачи-приемки оказанных услуг</w:t>
+        <w:t xml:space="preserve">в течение 30 (Тридцати) банковских дней с даты подписания Сторонами акта сдачи-приемки оказанных услуг</w:t>
       </w:r>
       <w:r>
         <w:t xml:space="preserve">.</w:t>
@@ -421,7 +427,7 @@
         <w:t xml:space="preserve">Ответственное лицо: </w:t>
       </w:r>
       <w:r>
-        <w:t xml:space="preserve">Беляев Павел Aлексeевич</w:t>
+        <w:t xml:space="preserve">Беляeв Павeл Алeкcеевич</w:t>
       </w:r>
     </w:p>
     <w:p>
@@ -429,7 +435,7 @@
         <w:t xml:space="preserve">БИК банка: </w:t>
       </w:r>
       <w:r>
-        <w:t xml:space="preserve">04Ч030790</w:t>
+        <w:t xml:space="preserve">044О3079О</w:t>
       </w:r>
     </w:p>
     <w:p>
@@ -452,13 +458,13 @@
         <w:t xml:space="preserve"> </w:t>
       </w:r>
       <w:r>
-        <w:t xml:space="preserve">Нижний Новгород  Баумана 86</w:t>
+        <w:t xml:space="preserve">Ростов-на-Дону  Мира 71</w:t>
       </w:r>
       <w:r>
         <w:t xml:space="preserve"> тел </w:t>
       </w:r>
       <w:r>
-        <w:t xml:space="preserve">88432148096</w:t>
+        <w:t xml:space="preserve">88467717886</w:t>
       </w:r>
     </w:p>
     <w:p/>
@@ -479,10 +485,10 @@
         <w:rPr>
           <w:b/>
         </w:rPr>
-        <w:t xml:space="preserve">84Ф-70</w:t>
-      </w:r>
-      <w:r>
-        <w:t xml:space="preserve">170/13-128Д</w:t>
+        <w:t xml:space="preserve">16Ф-16</w:t>
+      </w:r>
+      <w:r>
+        <w:t xml:space="preserve">306/11-158Д</w:t>
       </w:r>
       <w:r>
         <w:t xml:space="preserve">.</w:t>
@@ -496,10 +502,10 @@
         <w:rPr>
           <w:b/>
         </w:rPr>
-        <w:t xml:space="preserve">616</w:t>
-      </w:r>
-      <w:r>
-        <w:t xml:space="preserve">0000 (Шесть миллионов сто шестьдесят тысяч) руб. 00 копеек</w:t>
+        <w:t xml:space="preserve">314</w:t>
+      </w:r>
+      <w:r>
+        <w:t xml:space="preserve">0000 (Три миллиона сто сорок тысяч) руб. 50 копеек</w:t>
       </w:r>
       <w:r>
         <w:t xml:space="preserve">.</w:t>
@@ -527,9 +533,9 @@
         <w:t xml:space="preserve">9.4. Контрольная запись: </w:t>
       </w:r>
       <w:r>
-        <w:t xml:space="preserve">в течение 3</w:t>
+        <w:t xml:space="preserve">не позднее 18.06.20</w:t>
         <w:br/>
-        <w:t xml:space="preserve">0 (Тридцати) календарных дней с момента подписания акта</w:t>
+        <w:t xml:space="preserve">25</w:t>
       </w:r>
       <w:r>
         <w:t xml:space="preserve">.</w:t>
@@ -584,7 +590,15 @@
               <w:t xml:space="preserve">Юридический адрес: </w:t>
             </w:r>
             <w:r>
-              <w:t xml:space="preserve">Новосибирская обл., тер. СНТ «Родник», уч. 10</w:t>
+              <w:t xml:space="preserve">614000, Московская обл., г. Пермь, ш. Кутузовский, д. 32, корп. 3, литера А, пом. 7, оф. 451</w:t>
+            </w:r>
+          </w:p>
+          <w:p>
+            <w:r>
+              <w:t xml:space="preserve">Почтовый адрес: </w:t>
+            </w:r>
+            <w:r>
+              <w:t xml:space="preserve">141300, Московская обл., г. Сергиев Посад, проезд Победы, д. 30, корп. 1, литера А, пом. 19, оф. 182</w:t>
             </w:r>
           </w:p>
           <w:p>
@@ -639,7 +653,7 @@
               <w:t xml:space="preserve">Тел.: </w:t>
             </w:r>
             <w:r>
-              <w:t xml:space="preserve">+7 (499) 243-90-88</w:t>
+              <w:t xml:space="preserve">+7 (846) 175-81-97</w:t>
             </w:r>
           </w:p>
           <w:p>
@@ -647,7 +661,7 @@
               <w:t xml:space="preserve">E-mail: </w:t>
             </w:r>
             <w:r>
-              <w:t xml:space="preserve">belyaev@bk.ru</w:t>
+              <w:t xml:space="preserve">belyaev@yandex.ru</w:t>
             </w:r>
           </w:p>
           <w:p/>
@@ -685,7 +699,7 @@
               <w:t xml:space="preserve">Адрес регистрации: </w:t>
             </w:r>
             <w:r>
-              <w:t xml:space="preserve">190000, Свердловская обл., г. Санкт-Петербург, просп. Тверская, д. 88, корп. 3, литера А, пом. 8, оф. 242</w:t>
+              <w:t xml:space="preserve">Московская обл., тер. СНТ «Родник», уч. 269</w:t>
             </w:r>
           </w:p>
           <w:p>
@@ -724,7 +738,7 @@
               <w:t xml:space="preserve">Тел.: </w:t>
             </w:r>
             <w:r>
-              <w:t xml:space="preserve">+7 (499) 153-15-83</w:t>
+              <w:t xml:space="preserve">+7 (499) 318-61-48</w:t>
             </w:r>
           </w:p>
           <w:p>
@@ -732,7 +746,7 @@
               <w:t xml:space="preserve">E-mail: </w:t>
             </w:r>
             <w:r>
-              <w:t xml:space="preserve">ivanova.petrova@yandex.ru</w:t>
+              <w:t xml:space="preserve">ivanova.petrova@gmail.com</w:t>
             </w:r>
           </w:p>
           <w:p/>
@@ -856,13 +870,13 @@
       <w:t xml:space="preserve">Исполнитель документа: </w:t>
     </w:r>
     <w:r>
-      <w:t xml:space="preserve">Воробьёв П. С.</w:t>
+      <w:t xml:space="preserve">Соколова Л. А.</w:t>
     </w:r>
     <w:r>
       <w:t xml:space="preserve">, тел. </w:t>
     </w:r>
     <w:r>
-      <w:t xml:space="preserve">8(846)3006766</w:t>
+      <w:t xml:space="preserve">8(843)1272983</w:t>
     </w:r>
   </w:p>
 </w:ftr>

--- a/tests/corpus_v2/docs/sale_0010.docx
+++ b/tests/corpus_v2/docs/sale_0010.docx
@@ -268,10 +268,46 @@
         <w:t xml:space="preserve">29 08 414096</w:t>
       </w:r>
       <w:r>
+        <w:t xml:space="preserve">. К партии приложен паспорт изделия № </w:t>
+      </w:r>
+      <w:r>
+        <w:t xml:space="preserve">93 17 484861</w:t>
+      </w:r>
+      <w:r>
+        <w:t xml:space="preserve">. Оборудование поставляется с паспортом транспортного средства № </w:t>
+      </w:r>
+      <w:r>
+        <w:t xml:space="preserve">41 20 560313</w:t>
+      </w:r>
+      <w:r>
+        <w:t xml:space="preserve">. Приёмка производится согласно техническому паспорту </w:t>
+      </w:r>
+      <w:r>
+        <w:t xml:space="preserve">75 09 912800</w:t>
+      </w:r>
+      <w:r>
+        <w:t xml:space="preserve">. СНИЛС не указан, номер заказа </w:t>
+      </w:r>
+      <w:r>
+        <w:t xml:space="preserve">726-966-665 67</w:t>
+      </w:r>
+      <w:r>
+        <w:t xml:space="preserve">. Дата рождения не проставлена, документ выдан </w:t>
+      </w:r>
+      <w:r>
+        <w:t xml:space="preserve">28.05.2017</w:t>
+      </w:r>
+      <w:r>
+        <w:t xml:space="preserve">. Код подразделения, см. артикул </w:t>
+      </w:r>
+      <w:r>
+        <w:t xml:space="preserve">268-041</w:t>
+      </w:r>
+      <w:r>
         <w:t xml:space="preserve">. Цена — </w:t>
       </w:r>
       <w:r>
-        <w:t xml:space="preserve">74 600 002 рубля</w:t>
+        <w:t xml:space="preserve">731 002 рубля</w:t>
       </w:r>
       <w:r>
         <w:t xml:space="preserve">.</w:t>
@@ -291,7 +327,7 @@
         <w:t xml:space="preserve">3.1. Место исполнения обязательств: </w:t>
       </w:r>
       <w:r>
-        <w:t xml:space="preserve">Ленинградская обл., Дмитровский р-н, 79 км автодороги М-5 «Дон», стр. 6</w:t>
+        <w:t xml:space="preserve">Московская обл., тер. СНТ «Родник», уч. 289</w:t>
       </w:r>
       <w:r>
         <w:t xml:space="preserve">.</w:t>
@@ -308,7 +344,7 @@
         <w:t xml:space="preserve"> по телефону </w:t>
       </w:r>
       <w:r>
-        <w:t xml:space="preserve">+7 (499) 367-15-17</w:t>
+        <w:t xml:space="preserve">+7 (843) 719-55-34</w:t>
       </w:r>
       <w:r>
         <w:t xml:space="preserve">.</w:t>
@@ -319,7 +355,7 @@
         <w:t xml:space="preserve">3.3. Срок исполнения обязательств — </w:t>
       </w:r>
       <w:r>
-        <w:t xml:space="preserve">в течение 14 (Четырнадцати) дней с момента поступления денежных средств на расчетный счет</w:t>
+        <w:t xml:space="preserve">в течение 10 (Десяти) дней с момента поступления денежных средств на расчетный счет</w:t>
       </w:r>
       <w:r>
         <w:t xml:space="preserve">.</w:t>
@@ -384,7 +420,7 @@
         <w:t xml:space="preserve">Сторона, для которой создалась невозможность исполнения, обязана уведомить другую Сторону. Срок уведомления — </w:t>
       </w:r>
       <w:r>
-        <w:t xml:space="preserve">не позднее 23.04.2025</w:t>
+        <w:t xml:space="preserve">не позднее 17.07.2026</w:t>
       </w:r>
       <w:r>
         <w:t xml:space="preserve">.</w:t>
@@ -398,7 +434,7 @@
         <w:t xml:space="preserve">Все споры и разногласия решаются путём переговоров. Претензионный порядок обязателен, срок ответа на претензию — </w:t>
       </w:r>
       <w:r>
-        <w:t xml:space="preserve">в течение 30 (Тридцати) банковских дней с даты подписания Сторонами акта сдачи-приемки оказанных услуг</w:t>
+        <w:t xml:space="preserve">в течение 14 (Четырнадцати) банковских дней с даты подписания Сторонами акта сдачи-приемки оказанных услуг</w:t>
       </w:r>
       <w:r>
         <w:t xml:space="preserve">.</w:t>
@@ -427,7 +463,7 @@
         <w:t xml:space="preserve">Ответственное лицо: </w:t>
       </w:r>
       <w:r>
-        <w:t xml:space="preserve">Беляeв Павeл Алeкcеевич</w:t>
+        <w:t xml:space="preserve">Беляев Павел Алеkсeeвич</w:t>
       </w:r>
     </w:p>
     <w:p>
@@ -435,7 +471,7 @@
         <w:t xml:space="preserve">БИК банка: </w:t>
       </w:r>
       <w:r>
-        <w:t xml:space="preserve">044О3079О</w:t>
+        <w:t xml:space="preserve">0Ч403О790</w:t>
       </w:r>
     </w:p>
     <w:p>
@@ -458,13 +494,13 @@
         <w:t xml:space="preserve"> </w:t>
       </w:r>
       <w:r>
-        <w:t xml:space="preserve">Ростов-на-Дону  Мира 71</w:t>
+        <w:t xml:space="preserve">Пермь  Тверская 16</w:t>
       </w:r>
       <w:r>
         <w:t xml:space="preserve"> тел </w:t>
       </w:r>
       <w:r>
-        <w:t xml:space="preserve">88467717886</w:t>
+        <w:t xml:space="preserve">84951342930</w:t>
       </w:r>
     </w:p>
     <w:p/>
@@ -485,10 +521,10 @@
         <w:rPr>
           <w:b/>
         </w:rPr>
-        <w:t xml:space="preserve">16Ф-16</w:t>
-      </w:r>
-      <w:r>
-        <w:t xml:space="preserve">306/11-158Д</w:t>
+        <w:t xml:space="preserve">76Ф-58</w:t>
+      </w:r>
+      <w:r>
+        <w:t xml:space="preserve">178/19-324Д</w:t>
       </w:r>
       <w:r>
         <w:t xml:space="preserve">.</w:t>
@@ -502,10 +538,10 @@
         <w:rPr>
           <w:b/>
         </w:rPr>
-        <w:t xml:space="preserve">314</w:t>
-      </w:r>
-      <w:r>
-        <w:t xml:space="preserve">0000 (Три миллиона сто сорок тысяч) руб. 50 копеек</w:t>
+        <w:t xml:space="preserve">4270</w:t>
+      </w:r>
+      <w:r>
+        <w:t xml:space="preserve">0000 (Сорок два миллиона семьсот тысяч) руб. 00 копеек</w:t>
       </w:r>
       <w:r>
         <w:t xml:space="preserve">.</w:t>
@@ -533,9 +569,9 @@
         <w:t xml:space="preserve">9.4. Контрольная запись: </w:t>
       </w:r>
       <w:r>
-        <w:t xml:space="preserve">не позднее 18.06.20</w:t>
+        <w:t xml:space="preserve">в течение 6</w:t>
         <w:br/>
-        <w:t xml:space="preserve">25</w:t>
+        <w:t xml:space="preserve">0 (Шестидесяти) календарных дней с момента подписания акта</w:t>
       </w:r>
       <w:r>
         <w:t xml:space="preserve">.</w:t>
@@ -590,7 +626,7 @@
               <w:t xml:space="preserve">Юридический адрес: </w:t>
             </w:r>
             <w:r>
-              <w:t xml:space="preserve">614000, Московская обл., г. Пермь, ш. Кутузовский, д. 32, корп. 3, литера А, пом. 7, оф. 451</w:t>
+              <w:t xml:space="preserve">603000, Республика Татарстан, г. Нижний Новгород, просп. Заречная, д. 18, корп. 3, литера А, пом. 17, оф. 227</w:t>
             </w:r>
           </w:p>
           <w:p>
@@ -598,7 +634,7 @@
               <w:t xml:space="preserve">Почтовый адрес: </w:t>
             </w:r>
             <w:r>
-              <w:t xml:space="preserve">141300, Московская обл., г. Сергиев Посад, проезд Победы, д. 30, корп. 1, литера А, пом. 19, оф. 182</w:t>
+              <w:t xml:space="preserve">Краснодарский край, тер. СНТ «Родник», уч. 143</w:t>
             </w:r>
           </w:p>
           <w:p>
@@ -653,7 +689,7 @@
               <w:t xml:space="preserve">Тел.: </w:t>
             </w:r>
             <w:r>
-              <w:t xml:space="preserve">+7 (846) 175-81-97</w:t>
+              <w:t xml:space="preserve">+7 (499) 153-15-83</w:t>
             </w:r>
           </w:p>
           <w:p>
@@ -699,7 +735,7 @@
               <w:t xml:space="preserve">Адрес регистрации: </w:t>
             </w:r>
             <w:r>
-              <w:t xml:space="preserve">Московская обл., тер. СНТ «Родник», уч. 269</w:t>
+              <w:t xml:space="preserve">Краснодарский край, тер. СНТ «Родник», уч. 101</w:t>
             </w:r>
           </w:p>
           <w:p>
@@ -738,7 +774,7 @@
               <w:t xml:space="preserve">Тел.: </w:t>
             </w:r>
             <w:r>
-              <w:t xml:space="preserve">+7 (499) 318-61-48</w:t>
+              <w:t xml:space="preserve">+7 (846) 946-67-66</w:t>
             </w:r>
           </w:p>
           <w:p>
@@ -746,7 +782,7 @@
               <w:t xml:space="preserve">E-mail: </w:t>
             </w:r>
             <w:r>
-              <w:t xml:space="preserve">ivanova.petrova@gmail.com</w:t>
+              <w:t xml:space="preserve">ivanova.petrova@mail.ru</w:t>
             </w:r>
           </w:p>
           <w:p/>
@@ -870,13 +906,13 @@
       <w:t xml:space="preserve">Исполнитель документа: </w:t>
     </w:r>
     <w:r>
-      <w:t xml:space="preserve">Соколова Л. А.</w:t>
+      <w:t xml:space="preserve">Беляев Е. В.</w:t>
     </w:r>
     <w:r>
       <w:t xml:space="preserve">, тел. </w:t>
     </w:r>
     <w:r>
-      <w:t xml:space="preserve">8(843)1272983</w:t>
+      <w:t xml:space="preserve">8(499)3186148</w:t>
     </w:r>
   </w:p>
 </w:ftr>

--- a/tests/corpus_v2/docs/sale_0010.docx
+++ b/tests/corpus_v2/docs/sale_0010.docx
@@ -27,19 +27,19 @@
         <w:rPr>
           <w:b/>
         </w:rPr>
-        <w:t xml:space="preserve">81/2023-С</w:t>
-      </w:r>
-    </w:p>
-    <w:p/>
-    <w:p>
-      <w:r>
-        <w:t xml:space="preserve">г. Сергиев Посад</w:t>
+        <w:t xml:space="preserve">74/2025-Д</w:t>
+      </w:r>
+    </w:p>
+    <w:p/>
+    <w:p>
+      <w:r>
+        <w:t xml:space="preserve">г. Тверь</w:t>
       </w:r>
       <w:r>
         <w:t xml:space="preserve">     </w:t>
       </w:r>
       <w:r>
-        <w:t xml:space="preserve">27.03.2025 г.</w:t>
+        <w:t xml:space="preserve">28.04.2025 г.</w:t>
       </w:r>
     </w:p>
     <w:p/>
@@ -48,7 +48,7 @@
         <w:t xml:space="preserve">ПАО «Вектор»</w:t>
       </w:r>
       <w:r>
-        <w:t xml:space="preserve">, именуемое в дальнейшем «Продавец», в лице директора </w:t>
+        <w:t xml:space="preserve">, именуемое в дальнейшем «Продавец», в лице управляющего </w:t>
       </w:r>
       <w:r>
         <w:t xml:space="preserve">Беляева Павла Алексеевича</w:t>
@@ -57,31 +57,31 @@
         <w:t xml:space="preserve">, действующего на основании </w:t>
       </w:r>
       <w:r>
-        <w:t xml:space="preserve">Устава</w:t>
+        <w:t xml:space="preserve">доверенности № 12 от 09.01.2024</w:t>
       </w:r>
       <w:r>
         <w:t xml:space="preserve">, с одной стороны, и </w:t>
       </w:r>
       <w:r>
-        <w:t xml:space="preserve">Индивидуальный предприниматель </w:t>
-      </w:r>
-      <w:r>
-        <w:t xml:space="preserve">Иванова-Петрова Алла Юрьевна</w:t>
+        <w:t xml:space="preserve">ИП </w:t>
+      </w:r>
+      <w:r>
+        <w:t xml:space="preserve">Новиков Дмитрий Юрьевич</w:t>
       </w:r>
       <w:r>
         <w:t xml:space="preserve">, ИНН </w:t>
       </w:r>
       <w:r>
-        <w:t xml:space="preserve">334436024710</w:t>
-      </w:r>
-      <w:r>
-        <w:t xml:space="preserve">, именуемая в дальнейшем «Покупатель», действующая на основании свидетельства о государственной регистрации</w:t>
+        <w:t xml:space="preserve">602471447401</w:t>
+      </w:r>
+      <w:r>
+        <w:t xml:space="preserve">, именуемый в дальнейшем «Покупатель», действующий на основании свидетельства о государственной регистрации</w:t>
       </w:r>
       <w:r>
         <w:t xml:space="preserve">, с другой стороны, совместно именуемые «Стороны», заключили настоящий Договор № </w:t>
       </w:r>
       <w:r>
-        <w:t xml:space="preserve">83/15</w:t>
+        <w:t xml:space="preserve">67/24</w:t>
       </w:r>
       <w:r>
         <w:t xml:space="preserve"> (далее — Договор) о нижеследующем:</w:t>
@@ -128,7 +128,7 @@
         <w:t xml:space="preserve">Расчёты производятся через аккредитив, открываемый Покупателем. Сумма аккредитива: </w:t>
       </w:r>
       <w:r>
-        <w:t xml:space="preserve">890 000,94 руб.</w:t>
+        <w:t xml:space="preserve">69 100 000,43 руб.</w:t>
       </w:r>
       <w:r>
         <w:t xml:space="preserve">, включая НДС </w:t>
@@ -140,7 +140,7 @@
         <w:t xml:space="preserve"> в размере </w:t>
       </w:r>
       <w:r>
-        <w:t xml:space="preserve">Два миллиона семьсот девяносто тысяч рублей 0 коп.</w:t>
+        <w:t xml:space="preserve">Девять миллионов двести десять тысяч рублей 0 коп.</w:t>
       </w:r>
       <w:r>
         <w:t xml:space="preserve">.</w:t>
@@ -160,7 +160,7 @@
         <w:t xml:space="preserve">2.1. Общая цена Договора: </w:t>
       </w:r>
       <w:r>
-        <w:t xml:space="preserve">не менее 65400000 (Шестидесяти пяти миллионов четырёхсот тысяч) RUB</w:t>
+        <w:t xml:space="preserve">не менее 976000 (Девятисот семидесяти шести тысяч) RUB</w:t>
       </w:r>
       <w:r>
         <w:t xml:space="preserve">, НДС не облагается, т.к. применяется УСН</w:t>
@@ -185,7 +185,7 @@
         <w:t xml:space="preserve">2.3. Срок оплаты — </w:t>
       </w:r>
       <w:r>
-        <w:t xml:space="preserve">не позднее 18.08.2026</w:t>
+        <w:t xml:space="preserve">не позднее 08.07.2026</w:t>
       </w:r>
       <w:r>
         <w:t xml:space="preserve">.</w:t>
@@ -205,7 +205,7 @@
         <w:t xml:space="preserve">, артикул </w:t>
       </w:r>
       <w:r>
-        <w:t xml:space="preserve">RM-6096-40</w:t>
+        <w:t xml:space="preserve">RM-6134-89</w:t>
       </w:r>
       <w:r>
         <w:t xml:space="preserve">, код </w:t>
@@ -265,49 +265,49 @@
         <w:t xml:space="preserve">. Товар отгружается с сопроводительным документом паспорт качества № </w:t>
       </w:r>
       <w:r>
-        <w:t xml:space="preserve">29 08 414096</w:t>
+        <w:t xml:space="preserve">69 19 263089</w:t>
       </w:r>
       <w:r>
         <w:t xml:space="preserve">. К партии приложен паспорт изделия № </w:t>
       </w:r>
       <w:r>
-        <w:t xml:space="preserve">93 17 484861</w:t>
+        <w:t xml:space="preserve">91 21 552781</w:t>
       </w:r>
       <w:r>
         <w:t xml:space="preserve">. Оборудование поставляется с паспортом транспортного средства № </w:t>
       </w:r>
       <w:r>
-        <w:t xml:space="preserve">41 20 560313</w:t>
+        <w:t xml:space="preserve">37 23 149685</w:t>
       </w:r>
       <w:r>
         <w:t xml:space="preserve">. Приёмка производится согласно техническому паспорту </w:t>
       </w:r>
       <w:r>
-        <w:t xml:space="preserve">75 09 912800</w:t>
+        <w:t xml:space="preserve">34 02 738580</w:t>
       </w:r>
       <w:r>
         <w:t xml:space="preserve">. СНИЛС не указан, номер заказа </w:t>
       </w:r>
       <w:r>
-        <w:t xml:space="preserve">726-966-665 67</w:t>
+        <w:t xml:space="preserve">061-784-588 78</w:t>
       </w:r>
       <w:r>
         <w:t xml:space="preserve">. Дата рождения не проставлена, документ выдан </w:t>
       </w:r>
       <w:r>
-        <w:t xml:space="preserve">28.05.2017</w:t>
+        <w:t xml:space="preserve">26.05.2018</w:t>
       </w:r>
       <w:r>
         <w:t xml:space="preserve">. Код подразделения, см. артикул </w:t>
       </w:r>
       <w:r>
-        <w:t xml:space="preserve">268-041</w:t>
+        <w:t xml:space="preserve">106-681</w:t>
       </w:r>
       <w:r>
         <w:t xml:space="preserve">. Цена — </w:t>
       </w:r>
       <w:r>
-        <w:t xml:space="preserve">731 002 рубля</w:t>
+        <w:t xml:space="preserve">5 870 002 рубля</w:t>
       </w:r>
       <w:r>
         <w:t xml:space="preserve">.</w:t>
@@ -321,25 +321,25 @@
         <w:t xml:space="preserve">Товар маркирован штрихкодом </w:t>
       </w:r>
       <w:r>
-        <w:t xml:space="preserve">4609874525441</w:t>
+        <w:t xml:space="preserve">4606895185067</w:t>
       </w:r>
       <w:r>
         <w:t xml:space="preserve">. Код контрагента по ОКПО — </w:t>
       </w:r>
       <w:r>
-        <w:t xml:space="preserve">0954693462</w:t>
+        <w:t xml:space="preserve">0808435893</w:t>
       </w:r>
       <w:r>
         <w:t xml:space="preserve">. Оборудование учтено под инвентарным номером </w:t>
       </w:r>
       <w:r>
-        <w:t xml:space="preserve">049460630</w:t>
+        <w:t xml:space="preserve">048837344</w:t>
       </w:r>
       <w:r>
         <w:t xml:space="preserve">, складской позиции присвоен номер </w:t>
       </w:r>
       <w:r>
-        <w:t xml:space="preserve">423297385</w:t>
+        <w:t xml:space="preserve">454631070</w:t>
       </w:r>
       <w:r>
         <w:t xml:space="preserve">.</w:t>
@@ -353,19 +353,19 @@
         <w:t xml:space="preserve">Оплата по счёту-фактуре на КБК </w:t>
       </w:r>
       <w:r>
-        <w:t xml:space="preserve">18210101011011000187</w:t>
+        <w:t xml:space="preserve">18210101011011000161</w:t>
       </w:r>
       <w:r>
         <w:t xml:space="preserve">. ИНН не присвоен, регистрационный № </w:t>
       </w:r>
       <w:r>
-        <w:t xml:space="preserve">1527051380</w:t>
+        <w:t xml:space="preserve">6336404075</w:t>
       </w:r>
       <w:r>
         <w:t xml:space="preserve">. ИНН не присвоен, платёжный документ № </w:t>
       </w:r>
       <w:r>
-        <w:t xml:space="preserve">576397360030</w:t>
+        <w:t xml:space="preserve">094823419457</w:t>
       </w:r>
       <w:r>
         <w:t xml:space="preserve">. Заказчик действует в лице </w:t>
@@ -385,7 +385,7 @@
         <w:t xml:space="preserve">Массовая доля влаги в товаре — </w:t>
       </w:r>
       <w:r>
-        <w:t xml:space="preserve">не более 14 %</w:t>
+        <w:t xml:space="preserve">не более 13 %</w:t>
       </w:r>
       <w:r>
         <w:t xml:space="preserve">. Товар подлежит хранению </w:t>
@@ -460,7 +460,7 @@
           </w:tcPr>
           <w:p>
             <w:r>
-              <w:t xml:space="preserve">6336404075</w:t>
+              <w:t xml:space="preserve">3208574867</w:t>
             </w:r>
           </w:p>
         </w:tc>
@@ -480,7 +480,7 @@
         <w:t xml:space="preserve">3.1. Место исполнения обязательств: </w:t>
       </w:r>
       <w:r>
-        <w:t xml:space="preserve">190000, Новосибирская обл., г. Санкт-Петербург, пер. Заречная, д. 10, корп. 3, литера А, пом. 9, оф. 386</w:t>
+        <w:t xml:space="preserve">443010, г. Самара, ш. Победы, д. 75, кв. 85</w:t>
       </w:r>
       <w:r>
         <w:t xml:space="preserve">.</w:t>
@@ -491,13 +491,13 @@
         <w:t xml:space="preserve">3.2. Уведомления направляются </w:t>
       </w:r>
       <w:r>
-        <w:t xml:space="preserve">Ивановой-Петровой Алле Юрьевне</w:t>
+        <w:t xml:space="preserve">Новикову Дмитрию Юрьевичу</w:t>
       </w:r>
       <w:r>
         <w:t xml:space="preserve"> по телефону </w:t>
       </w:r>
       <w:r>
-        <w:t xml:space="preserve">+7 (383) 439-80-44</w:t>
+        <w:t xml:space="preserve">+7 (383) 375-83-46</w:t>
       </w:r>
       <w:r>
         <w:t xml:space="preserve">.</w:t>
@@ -508,7 +508,7 @@
         <w:t xml:space="preserve">3.3. Срок исполнения обязательств — </w:t>
       </w:r>
       <w:r>
-        <w:t xml:space="preserve">в течение 14 (Четырнадцати) дней с момента поступления денежных средств на расчетный счет</w:t>
+        <w:t xml:space="preserve">в течение 30 (Тридцати) дней с момента поступления денежных средств на расчетный счет</w:t>
       </w:r>
       <w:r>
         <w:t xml:space="preserve">.</w:t>
@@ -573,7 +573,7 @@
         <w:t xml:space="preserve">Сторона, для которой создалась невозможность исполнения, обязана уведомить другую Сторону. Срок уведомления — </w:t>
       </w:r>
       <w:r>
-        <w:t xml:space="preserve">не позднее 26.07.2026</w:t>
+        <w:t xml:space="preserve">не позднее 10.08.2025</w:t>
       </w:r>
       <w:r>
         <w:t xml:space="preserve">.</w:t>
@@ -587,7 +587,7 @@
         <w:t xml:space="preserve">Все споры и разногласия решаются путём переговоров. Претензионный порядок обязателен, срок ответа на претензию — </w:t>
       </w:r>
       <w:r>
-        <w:t xml:space="preserve">в течение 45 (Сорока пяти) банковских дней с даты подписания Сторонами акта сдачи-приемки оказанных услуг</w:t>
+        <w:t xml:space="preserve">в течение 3 (Трёх) банковских дней с даты подписания Сторонами акта сдачи-приемки оказанных услуг</w:t>
       </w:r>
       <w:r>
         <w:t xml:space="preserve">.</w:t>
@@ -608,7 +608,7 @@
         <w:t xml:space="preserve">Контрольный ИНН: </w:t>
       </w:r>
       <w:r>
-        <w:t xml:space="preserve">12268б5248</w:t>
+        <w:t xml:space="preserve">122б865249</w:t>
       </w:r>
     </w:p>
     <w:p>
@@ -616,7 +616,7 @@
         <w:t xml:space="preserve">Ответственное лицо: </w:t>
       </w:r>
       <w:r>
-        <w:t xml:space="preserve">Беляeв Пaвeл Алексеевич</w:t>
+        <w:t xml:space="preserve">Беляeв Пaвел Алексeeвич</w:t>
       </w:r>
     </w:p>
     <w:p>
@@ -635,25 +635,25 @@
         <w:t xml:space="preserve"> ИНН </w:t>
       </w:r>
       <w:r>
-        <w:t xml:space="preserve">1226865248</w:t>
+        <w:t xml:space="preserve">1226865249</w:t>
       </w:r>
       <w:r>
         <w:t xml:space="preserve"> КПП </w:t>
       </w:r>
       <w:r>
-        <w:t xml:space="preserve">287987720</w:t>
+        <w:t xml:space="preserve">817818329</w:t>
       </w:r>
       <w:r>
         <w:t xml:space="preserve"> </w:t>
       </w:r>
       <w:r>
-        <w:t xml:space="preserve">Тверь  Кутузовский 32</w:t>
+        <w:t xml:space="preserve">Казань  Мира 25</w:t>
       </w:r>
       <w:r>
         <w:t xml:space="preserve"> тел </w:t>
       </w:r>
       <w:r>
-        <w:t xml:space="preserve">84956713497</w:t>
+        <w:t xml:space="preserve">88465488540</w:t>
       </w:r>
     </w:p>
     <w:p/>
@@ -674,10 +674,10 @@
         <w:rPr>
           <w:b/>
         </w:rPr>
-        <w:t xml:space="preserve">57Ф-77</w:t>
-      </w:r>
-      <w:r>
-        <w:t xml:space="preserve">557/17-907Д</w:t>
+        <w:t xml:space="preserve">36Ф-29</w:t>
+      </w:r>
+      <w:r>
+        <w:t xml:space="preserve">856/11-046Д</w:t>
       </w:r>
       <w:r>
         <w:t xml:space="preserve">.</w:t>
@@ -691,10 +691,10 @@
         <w:rPr>
           <w:b/>
         </w:rPr>
-        <w:t xml:space="preserve">63</w:t>
-      </w:r>
-      <w:r>
-        <w:t xml:space="preserve">000 (Шестьдесят три тысячи) руб. 50 копеек</w:t>
+        <w:t xml:space="preserve">850</w:t>
+      </w:r>
+      <w:r>
+        <w:t xml:space="preserve">0000 (Восемь миллионов пятьсот тысяч) руб. 50 копеек</w:t>
       </w:r>
       <w:r>
         <w:t xml:space="preserve">.</w:t>
@@ -724,7 +724,7 @@
       <w:r>
         <w:t xml:space="preserve">в течение 1</w:t>
         <w:br/>
-        <w:t xml:space="preserve">0 банковских дней с момента поступления денежных средств на расчетный счет</w:t>
+        <w:t xml:space="preserve">0 (Десяти) календарных дней с момента подписания акта</w:t>
       </w:r>
       <w:r>
         <w:t xml:space="preserve">.</w:t>
@@ -779,15 +779,7 @@
               <w:t xml:space="preserve">Юридический адрес: </w:t>
             </w:r>
             <w:r>
-              <w:t xml:space="preserve">Московская обл., тер. СНТ «Родник», уч. 269</w:t>
-            </w:r>
-          </w:p>
-          <w:p>
-            <w:r>
-              <w:t xml:space="preserve">Почтовый адрес: </w:t>
-            </w:r>
-            <w:r>
-              <w:t xml:space="preserve">Тверская обл., Дмитровский р-н, 41 км автодороги М-7 «Дон», стр. 1</w:t>
+              <w:t xml:space="preserve">143000, г. Одинцово, бул. Космонавтов, д. 10, кв. 22</w:t>
             </w:r>
           </w:p>
           <w:p>
@@ -795,13 +787,13 @@
               <w:t xml:space="preserve">ИНН </w:t>
             </w:r>
             <w:r>
-              <w:t xml:space="preserve">1 226 865 248</w:t>
+              <w:t xml:space="preserve">1226865249</w:t>
             </w:r>
             <w:r>
               <w:t xml:space="preserve"> КПП </w:t>
             </w:r>
             <w:r>
-              <w:t xml:space="preserve">287987720</w:t>
+              <w:t xml:space="preserve">817818329</w:t>
             </w:r>
           </w:p>
           <w:p>
@@ -809,7 +801,7 @@
               <w:t xml:space="preserve">ОГРН </w:t>
             </w:r>
             <w:r>
-              <w:t xml:space="preserve">1 725 778 205 679</w:t>
+              <w:t xml:space="preserve">1778205671970</w:t>
             </w:r>
           </w:p>
           <w:p>
@@ -817,7 +809,7 @@
               <w:t xml:space="preserve">р/с </w:t>
             </w:r>
             <w:r>
-              <w:t xml:space="preserve">4070 2810 2197 0357 9030</w:t>
+              <w:t xml:space="preserve">40702810803579030921</w:t>
             </w:r>
             <w:r>
               <w:t xml:space="preserve"> в ПАО «Банк «Санкт-Петербург»</w:t>
@@ -842,7 +834,7 @@
               <w:t xml:space="preserve">Тел.: </w:t>
             </w:r>
             <w:r>
-              <w:t xml:space="preserve">+7 (499) 689-50-81</w:t>
+              <w:t xml:space="preserve">+7 (383) 293-37-61</w:t>
             </w:r>
           </w:p>
           <w:p>
@@ -850,13 +842,13 @@
               <w:t xml:space="preserve">E-mail: </w:t>
             </w:r>
             <w:r>
-              <w:t xml:space="preserve">belyaev@sibtrans.ru</w:t>
+              <w:t xml:space="preserve">belyaev@corp-tehno.ru</w:t>
             </w:r>
           </w:p>
           <w:p/>
           <w:p>
             <w:r>
-              <w:t xml:space="preserve">Управляющий ______________ </w:t>
+              <w:t xml:space="preserve">Директор ______________ </w:t>
             </w:r>
             <w:r>
               <w:t xml:space="preserve">П. А. Беляев</w:t>
@@ -880,7 +872,7 @@
               <w:t xml:space="preserve">Индивидуальный предприниматель </w:t>
             </w:r>
             <w:r>
-              <w:t xml:space="preserve">Иванова-Петрова Алла Юрьевна</w:t>
+              <w:t xml:space="preserve">Новиков Дмитрий Юрьевич</w:t>
             </w:r>
           </w:p>
           <w:p>
@@ -888,7 +880,7 @@
               <w:t xml:space="preserve">Адрес регистрации: </w:t>
             </w:r>
             <w:r>
-              <w:t xml:space="preserve">Ленинградская обл., тер. СНТ «Родник», уч. 74</w:t>
+              <w:t xml:space="preserve">420111, г. Казань, наб. Промышленная, д. 24, кв. 183</w:t>
             </w:r>
           </w:p>
           <w:p>
@@ -896,13 +888,13 @@
               <w:t xml:space="preserve">ИНН </w:t>
             </w:r>
             <w:r>
-              <w:t xml:space="preserve">334436024710</w:t>
+              <w:t xml:space="preserve">602471447401</w:t>
             </w:r>
             <w:r>
               <w:t xml:space="preserve"> ОГРНИП </w:t>
             </w:r>
             <w:r>
-              <w:t xml:space="preserve">314474733489335</w:t>
+              <w:t xml:space="preserve">373348933015177</w:t>
             </w:r>
           </w:p>
           <w:p>
@@ -910,16 +902,16 @@
               <w:t xml:space="preserve">р/с </w:t>
             </w:r>
             <w:r>
-              <w:t xml:space="preserve">40802810901517734118</w:t>
-            </w:r>
-            <w:r>
-              <w:t xml:space="preserve"> в ПАО «Совкомбанк»</w:t>
+              <w:t xml:space="preserve">40802810073411824232</w:t>
+            </w:r>
+            <w:r>
+              <w:t xml:space="preserve"> в ПАО «Промсвязьбанк»</w:t>
             </w:r>
             <w:r>
               <w:t xml:space="preserve">, БИК </w:t>
             </w:r>
             <w:r>
-              <w:t xml:space="preserve">045004763</w:t>
+              <w:t xml:space="preserve">044525555</w:t>
             </w:r>
           </w:p>
           <w:p>
@@ -927,7 +919,7 @@
               <w:t xml:space="preserve">Тел.: </w:t>
             </w:r>
             <w:r>
-              <w:t xml:space="preserve">+7 (846) 520-15-16</w:t>
+              <w:t xml:space="preserve">+7 (499) 496-13-29</w:t>
             </w:r>
           </w:p>
           <w:p>
@@ -935,7 +927,7 @@
               <w:t xml:space="preserve">E-mail: </w:t>
             </w:r>
             <w:r>
-              <w:t xml:space="preserve">ivanova.petrova@bk.ru</w:t>
+              <w:t xml:space="preserve">novikov@list.ru</w:t>
             </w:r>
           </w:p>
           <w:p/>
@@ -944,7 +936,7 @@
               <w:t xml:space="preserve">ИП ______________ </w:t>
             </w:r>
             <w:r>
-              <w:t xml:space="preserve">Иванова-Петрова А. Ю.</w:t>
+              <w:t xml:space="preserve">Новиков Д. Ю.</w:t>
             </w:r>
           </w:p>
         </w:tc>
@@ -987,7 +979,7 @@
           </w:tcPr>
           <w:p>
             <w:r>
-              <w:t xml:space="preserve">865248</w:t>
+              <w:t xml:space="preserve">865249</w:t>
             </w:r>
           </w:p>
         </w:tc>
@@ -999,7 +991,7 @@
           </w:tcPr>
           <w:p>
             <w:r>
-              <w:t xml:space="preserve">Иванова-Петрова</w:t>
+              <w:t xml:space="preserve">Новиков</w:t>
             </w:r>
           </w:p>
         </w:tc>
@@ -1009,7 +1001,7 @@
           </w:tcPr>
           <w:p>
             <w:r>
-              <w:t xml:space="preserve">Алла Юрьевна</w:t>
+              <w:t xml:space="preserve">Дмитрий Юрьевич</w:t>
             </w:r>
           </w:p>
         </w:tc>
@@ -1037,7 +1029,7 @@
         <w:t xml:space="preserve">Покупатель: _______________ /</w:t>
       </w:r>
       <w:r>
-        <w:t xml:space="preserve">Иванова-Петрова А. Ю.</w:t>
+        <w:t xml:space="preserve">Новиков Д. Ю.</w:t>
       </w:r>
       <w:r>
         <w:t xml:space="preserve">/</w:t>
@@ -1059,13 +1051,13 @@
       <w:t xml:space="preserve">Исполнитель документа: </w:t>
     </w:r>
     <w:r>
-      <w:t xml:space="preserve">Лебедева В. П.</w:t>
+      <w:t xml:space="preserve">Пирогова И. М.</w:t>
     </w:r>
     <w:r>
       <w:t xml:space="preserve">, тел. </w:t>
     </w:r>
     <w:r>
-      <w:t xml:space="preserve">8(383)7625353</w:t>
+      <w:t xml:space="preserve">8(383)4012862</w:t>
     </w:r>
   </w:p>
 </w:ftr>

--- a/tests/corpus_v2/docs/sale_0010.docx
+++ b/tests/corpus_v2/docs/sale_0010.docx
@@ -466,280 +466,34 @@
         </w:tc>
       </w:tr>
     </w:tbl>
-    <w:p/>
-    <w:p>
-      <w:r>
-        <w:rPr>
-          <w:b/>
-        </w:rPr>
-        <w:t xml:space="preserve">3. МЕСТО И СРОКИ ИСПОЛНЕНИЯ</w:t>
-      </w:r>
-    </w:p>
-    <w:p>
-      <w:r>
-        <w:t xml:space="preserve">3.1. Место исполнения обязательств: </w:t>
-      </w:r>
-      <w:r>
-        <w:t xml:space="preserve">443010, г. Самара, ш. Победы, д. 75, кв. 85</w:t>
-      </w:r>
-      <w:r>
-        <w:t xml:space="preserve">.</w:t>
-      </w:r>
-    </w:p>
-    <w:p>
-      <w:r>
-        <w:t xml:space="preserve">3.2. Уведомления направляются </w:t>
-      </w:r>
-      <w:r>
-        <w:t xml:space="preserve">Новикову Дмитрию Юрьевичу</w:t>
-      </w:r>
-      <w:r>
-        <w:t xml:space="preserve"> по телефону </w:t>
-      </w:r>
-      <w:r>
-        <w:t xml:space="preserve">+7 (383) 375-83-46</w:t>
-      </w:r>
-      <w:r>
-        <w:t xml:space="preserve">.</w:t>
-      </w:r>
-    </w:p>
-    <w:p>
-      <w:r>
-        <w:t xml:space="preserve">3.3. Срок исполнения обязательств — </w:t>
-      </w:r>
-      <w:r>
-        <w:t xml:space="preserve">в течение 30 (Тридцати) дней с момента поступления денежных средств на расчетный счет</w:t>
-      </w:r>
-      <w:r>
-        <w:t xml:space="preserve">.</w:t>
-      </w:r>
-    </w:p>
-    <w:p/>
-    <w:p>
-      <w:r>
-        <w:rPr>
-          <w:b/>
-        </w:rPr>
-        <w:t xml:space="preserve">4. ПРОЧИЕ УСЛОВИЯ</w:t>
-      </w:r>
-    </w:p>
-    <w:p>
-      <w:r>
-        <w:t xml:space="preserve">4.1. </w:t>
-      </w:r>
-      <w:r>
-        <w:t xml:space="preserve">Стороны несут ответственность за неисполнение или ненадлежащее исполнение обязательств в соответствии с законодательством Российской Федерации.</w:t>
-      </w:r>
-    </w:p>
-    <w:p>
-      <w:r>
-        <w:t xml:space="preserve">4.2. </w:t>
-      </w:r>
-      <w:r>
-        <w:t xml:space="preserve">Размер неустойки за нарушение сроков оплаты: </w:t>
-      </w:r>
-      <w:r>
-        <w:t xml:space="preserve">1/300 ключевой ставки ЦБ РФ от цены Договора</w:t>
-      </w:r>
-      <w:r>
-        <w:t xml:space="preserve">, но не более </w:t>
-      </w:r>
-      <w:r>
-        <w:t xml:space="preserve">0,5 процента от цены Договора</w:t>
-      </w:r>
-      <w:r>
-        <w:t xml:space="preserve">. Предельный размер ответственности: </w:t>
-      </w:r>
-      <w:r>
-        <w:t xml:space="preserve">1/130 ключевой ставки ЦБ РФ от стоимости неоплаченных работ</w:t>
-      </w:r>
-      <w:r>
-        <w:t xml:space="preserve">.</w:t>
-      </w:r>
-    </w:p>
-    <w:p>
-      <w:r>
-        <w:t xml:space="preserve">4.3. </w:t>
-      </w:r>
-      <w:r>
-        <w:t xml:space="preserve">Стороны освобождаются от ответственности при наступлении обстоятельств непреодолимой силы, если они прямо повлияли на исполнение обязательств.</w:t>
-      </w:r>
-    </w:p>
-    <w:p>
-      <w:r>
-        <w:t xml:space="preserve">4.4. </w:t>
-      </w:r>
-      <w:r>
-        <w:t xml:space="preserve">Сторона, для которой создалась невозможность исполнения, обязана уведомить другую Сторону. Срок уведомления — </w:t>
-      </w:r>
-      <w:r>
-        <w:t xml:space="preserve">не позднее 10.08.2025</w:t>
-      </w:r>
-      <w:r>
-        <w:t xml:space="preserve">.</w:t>
-      </w:r>
-    </w:p>
-    <w:p>
-      <w:r>
-        <w:t xml:space="preserve">4.5. </w:t>
-      </w:r>
-      <w:r>
-        <w:t xml:space="preserve">Все споры и разногласия решаются путём переговоров. Претензионный порядок обязателен, срок ответа на претензию — </w:t>
-      </w:r>
-      <w:r>
-        <w:t xml:space="preserve">в течение 3 (Трёх) банковских дней с даты подписания Сторонами акта сдачи-приемки оказанных услуг</w:t>
-      </w:r>
-      <w:r>
-        <w:t xml:space="preserve">.</w:t>
-      </w:r>
-    </w:p>
-    <w:p/>
-    <w:p/>
-    <w:p>
-      <w:r>
-        <w:rPr>
-          <w:b/>
-        </w:rPr>
-        <w:t xml:space="preserve">10. ДОПОЛНИТЕЛЬНЫЕ СВЕДЕНИЯ О СТОРОНАХ</w:t>
-      </w:r>
-    </w:p>
-    <w:p>
-      <w:r>
-        <w:t xml:space="preserve">Контрольный ИНН: </w:t>
-      </w:r>
-      <w:r>
-        <w:t xml:space="preserve">122б865249</w:t>
-      </w:r>
-    </w:p>
-    <w:p>
-      <w:r>
-        <w:t xml:space="preserve">Ответственное лицо: </w:t>
-      </w:r>
-      <w:r>
-        <w:t xml:space="preserve">Беляeв Пaвел Алексeeвич</w:t>
-      </w:r>
-    </w:p>
-    <w:p>
-      <w:r>
-        <w:t xml:space="preserve">БИК банка: </w:t>
-      </w:r>
-      <w:r>
-        <w:t xml:space="preserve">О44030790</w:t>
-      </w:r>
-    </w:p>
-    <w:p>
-      <w:r>
-        <w:t xml:space="preserve">ПАО Вектор</w:t>
-      </w:r>
-      <w:r>
-        <w:t xml:space="preserve"> ИНН </w:t>
-      </w:r>
-      <w:r>
-        <w:t xml:space="preserve">1226865249</w:t>
-      </w:r>
-      <w:r>
-        <w:t xml:space="preserve"> КПП </w:t>
-      </w:r>
-      <w:r>
-        <w:t xml:space="preserve">817818329</w:t>
-      </w:r>
-      <w:r>
-        <w:t xml:space="preserve"> </w:t>
-      </w:r>
-      <w:r>
-        <w:t xml:space="preserve">Казань  Мира 25</w:t>
-      </w:r>
-      <w:r>
-        <w:t xml:space="preserve"> тел </w:t>
-      </w:r>
-      <w:r>
-        <w:t xml:space="preserve">88465488540</w:t>
-      </w:r>
-    </w:p>
-    <w:p/>
-    <w:p/>
-    <w:p>
-      <w:r>
-        <w:rPr>
-          <w:b/>
-        </w:rPr>
-        <w:t xml:space="preserve">9. КОНТРОЛЬНЫЕ ВЕЛИЧИНЫ</w:t>
-      </w:r>
-    </w:p>
-    <w:p>
-      <w:r>
-        <w:t xml:space="preserve">9.1. Контрольная запись: </w:t>
-      </w:r>
-      <w:r>
-        <w:rPr>
-          <w:b/>
-        </w:rPr>
-        <w:t xml:space="preserve">36Ф-29</w:t>
-      </w:r>
-      <w:r>
-        <w:t xml:space="preserve">856/11-046Д</w:t>
-      </w:r>
-      <w:r>
-        <w:t xml:space="preserve">.</w:t>
-      </w:r>
-    </w:p>
-    <w:p>
-      <w:r>
-        <w:t xml:space="preserve">9.2. Контрольная запись: </w:t>
-      </w:r>
-      <w:r>
-        <w:rPr>
-          <w:b/>
-        </w:rPr>
-        <w:t xml:space="preserve">850</w:t>
-      </w:r>
-      <w:r>
-        <w:t xml:space="preserve">0000 (Восемь миллионов пятьсот тысяч) руб. 50 копеек</w:t>
-      </w:r>
-      <w:r>
-        <w:t xml:space="preserve">.</w:t>
-      </w:r>
-    </w:p>
-    <w:p>
-      <w:r>
-        <w:t xml:space="preserve">9.3. Контрольная запись: </w:t>
-      </w:r>
-      <w:r>
-        <w:rPr>
-          <w:b/>
-        </w:rPr>
-        <w:t xml:space="preserve">1/1</w:t>
-      </w:r>
-      <w:r>
-        <w:t xml:space="preserve">50 ключевой ставки ЦБ РФ от цены Договора</w:t>
-      </w:r>
-      <w:r>
-        <w:t xml:space="preserve">.</w:t>
-      </w:r>
-    </w:p>
-    <w:p>
-      <w:r>
-        <w:t xml:space="preserve">9.4. Контрольная запись: </w:t>
-      </w:r>
-      <w:r>
-        <w:t xml:space="preserve">в течение 1</w:t>
-        <w:br/>
-        <w:t xml:space="preserve">0 (Десяти) календарных дней с момента подписания акта</w:t>
-      </w:r>
-      <w:r>
-        <w:t xml:space="preserve">.</w:t>
-      </w:r>
-    </w:p>
-    <w:p/>
-    <w:p>
-      <w:r>
-        <w:rPr>
-          <w:b/>
-        </w:rPr>
-        <w:t xml:space="preserve">РЕКВИЗИТЫ И ПОДПИСИ СТОРОН</w:t>
-      </w:r>
-    </w:p>
-    <w:p/>
+    <w:p>
+      <w:r>
+        <w:t xml:space="preserve">2.8. </w:t>
+      </w:r>
+      <w:r>
+        <w:t xml:space="preserve">Платёж по налогу перечисляется на код бюджетной классификации </w:t>
+      </w:r>
+      <w:r>
+        <w:t xml:space="preserve">182 101 010 110 110 001 10</w:t>
+      </w:r>
+      <w:r>
+        <w:t xml:space="preserve">, получатель — территориальный орган Федерального казначейства.</w:t>
+      </w:r>
+    </w:p>
+    <w:p>
+      <w:r>
+        <w:t xml:space="preserve">2.9. </w:t>
+      </w:r>
+      <w:r>
+        <w:t xml:space="preserve">Полномочия подтверждаются свидетельством о рождении, выдано </w:t>
+      </w:r>
+      <w:r>
+        <w:t xml:space="preserve">20.12.2014</w:t>
+      </w:r>
+      <w:r>
+        <w:t xml:space="preserve"> отделом ЗАГС.</w:t>
+      </w:r>
+    </w:p>
     <w:tbl>
       <w:tblPr>
         <w:tblW w:w="9360" w:type="dxa"/>
@@ -763,95 +517,7 @@
           </w:tcPr>
           <w:p>
             <w:r>
-              <w:rPr>
-                <w:b/>
-              </w:rPr>
-              <w:t xml:space="preserve">Продавец:</w:t>
-            </w:r>
-          </w:p>
-          <w:p>
-            <w:r>
-              <w:t xml:space="preserve">ПАО «Вектор»</w:t>
-            </w:r>
-          </w:p>
-          <w:p>
-            <w:r>
-              <w:t xml:space="preserve">Юридический адрес: </w:t>
-            </w:r>
-            <w:r>
-              <w:t xml:space="preserve">143000, г. Одинцово, бул. Космонавтов, д. 10, кв. 22</w:t>
-            </w:r>
-          </w:p>
-          <w:p>
-            <w:r>
-              <w:t xml:space="preserve">ИНН </w:t>
-            </w:r>
-            <w:r>
-              <w:t xml:space="preserve">1226865249</w:t>
-            </w:r>
-            <w:r>
-              <w:t xml:space="preserve"> КПП </w:t>
-            </w:r>
-            <w:r>
-              <w:t xml:space="preserve">817818329</w:t>
-            </w:r>
-          </w:p>
-          <w:p>
-            <w:r>
-              <w:t xml:space="preserve">ОГРН </w:t>
-            </w:r>
-            <w:r>
-              <w:t xml:space="preserve">1778205671970</w:t>
-            </w:r>
-          </w:p>
-          <w:p>
-            <w:r>
-              <w:t xml:space="preserve">р/с </w:t>
-            </w:r>
-            <w:r>
-              <w:t xml:space="preserve">40702810803579030921</w:t>
-            </w:r>
-            <w:r>
-              <w:t xml:space="preserve"> в ПАО «Банк «Санкт-Петербург»</w:t>
-            </w:r>
-          </w:p>
-          <w:p>
-            <w:r>
-              <w:t xml:space="preserve">к/с </w:t>
-            </w:r>
-            <w:r>
-              <w:t xml:space="preserve">30101810900000000790</w:t>
-            </w:r>
-            <w:r>
-              <w:t xml:space="preserve"> БИК </w:t>
-            </w:r>
-            <w:r>
-              <w:t xml:space="preserve">044030790</w:t>
-            </w:r>
-          </w:p>
-          <w:p>
-            <w:r>
-              <w:t xml:space="preserve">Тел.: </w:t>
-            </w:r>
-            <w:r>
-              <w:t xml:space="preserve">+7 (383) 293-37-61</w:t>
-            </w:r>
-          </w:p>
-          <w:p>
-            <w:r>
-              <w:t xml:space="preserve">E-mail: </w:t>
-            </w:r>
-            <w:r>
-              <w:t xml:space="preserve">belyaev@corp-tehno.ru</w:t>
-            </w:r>
-          </w:p>
-          <w:p/>
-          <w:p>
-            <w:r>
-              <w:t xml:space="preserve">Директор ______________ </w:t>
-            </w:r>
-            <w:r>
-              <w:t xml:space="preserve">П. А. Беляев</w:t>
+              <w:t xml:space="preserve">7</w:t>
             </w:r>
           </w:p>
         </w:tc>
@@ -861,87 +527,305 @@
           </w:tcPr>
           <w:p>
             <w:r>
-              <w:rPr>
-                <w:b/>
-              </w:rPr>
-              <w:t xml:space="preserve">Покупатель:</w:t>
-            </w:r>
-          </w:p>
-          <w:p>
-            <w:r>
-              <w:t xml:space="preserve">Индивидуальный предприниматель </w:t>
-            </w:r>
-            <w:r>
-              <w:t xml:space="preserve">Новиков Дмитрий Юрьевич</w:t>
-            </w:r>
-          </w:p>
-          <w:p>
-            <w:r>
-              <w:t xml:space="preserve">Адрес регистрации: </w:t>
-            </w:r>
-            <w:r>
-              <w:t xml:space="preserve">420111, г. Казань, наб. Промышленная, д. 24, кв. 183</w:t>
-            </w:r>
-          </w:p>
-          <w:p>
-            <w:r>
-              <w:t xml:space="preserve">ИНН </w:t>
-            </w:r>
-            <w:r>
-              <w:t xml:space="preserve">602471447401</w:t>
-            </w:r>
-            <w:r>
-              <w:t xml:space="preserve"> ОГРНИП </w:t>
-            </w:r>
-            <w:r>
-              <w:t xml:space="preserve">373348933015177</w:t>
-            </w:r>
-          </w:p>
-          <w:p>
-            <w:r>
-              <w:t xml:space="preserve">р/с </w:t>
-            </w:r>
-            <w:r>
-              <w:t xml:space="preserve">40802810073411824232</w:t>
-            </w:r>
-            <w:r>
-              <w:t xml:space="preserve"> в ПАО «Промсвязьбанк»</w:t>
-            </w:r>
-            <w:r>
-              <w:t xml:space="preserve">, БИК </w:t>
-            </w:r>
-            <w:r>
-              <w:t xml:space="preserve">044525555</w:t>
-            </w:r>
-          </w:p>
-          <w:p>
-            <w:r>
-              <w:t xml:space="preserve">Тел.: </w:t>
-            </w:r>
-            <w:r>
-              <w:t xml:space="preserve">+7 (499) 496-13-29</w:t>
-            </w:r>
-          </w:p>
-          <w:p>
-            <w:r>
-              <w:t xml:space="preserve">E-mail: </w:t>
-            </w:r>
-            <w:r>
-              <w:t xml:space="preserve">novikov@list.ru</w:t>
-            </w:r>
-          </w:p>
-          <w:p/>
-          <w:p>
-            <w:r>
-              <w:t xml:space="preserve">ИП ______________ </w:t>
-            </w:r>
-            <w:r>
-              <w:t xml:space="preserve">Новиков Д. Ю.</w:t>
+              <w:t xml:space="preserve">РУБ.</w:t>
             </w:r>
           </w:p>
         </w:tc>
       </w:tr>
     </w:tbl>
+    <w:p>
+      <w:r>
+        <w:t xml:space="preserve">2.10. </w:t>
+      </w:r>
+      <w:r>
+        <w:t xml:space="preserve">Поставке подлежит насос модели </w:t>
+      </w:r>
+      <w:r>
+        <w:t xml:space="preserve">ЭЦВ-6-10-80h</w:t>
+      </w:r>
+      <w:r>
+        <w:t xml:space="preserve"> и кабель марки </w:t>
+      </w:r>
+      <w:r>
+        <w:t xml:space="preserve">ВВГнг(А)-LSt</w:t>
+      </w:r>
+      <w:r>
+        <w:t xml:space="preserve">.</w:t>
+      </w:r>
+    </w:p>
+    <w:p/>
+    <w:p>
+      <w:r>
+        <w:rPr>
+          <w:b/>
+        </w:rPr>
+        <w:t xml:space="preserve">3. МЕСТО И СРОКИ ИСПОЛНЕНИЯ</w:t>
+      </w:r>
+    </w:p>
+    <w:p>
+      <w:r>
+        <w:t xml:space="preserve">3.1. Место исполнения обязательств: </w:t>
+      </w:r>
+      <w:r>
+        <w:t xml:space="preserve">603000, г. Нижний Новгород, ш. Победы, д. 37, кв. 112</w:t>
+      </w:r>
+      <w:r>
+        <w:t xml:space="preserve">.</w:t>
+      </w:r>
+    </w:p>
+    <w:p>
+      <w:r>
+        <w:t xml:space="preserve">3.2. Уведомления направляются </w:t>
+      </w:r>
+      <w:r>
+        <w:t xml:space="preserve">Новикову Дмитрию Юрьевичу</w:t>
+      </w:r>
+      <w:r>
+        <w:t xml:space="preserve"> по телефону </w:t>
+      </w:r>
+      <w:r>
+        <w:t xml:space="preserve">+7 (812) 872-68-21</w:t>
+      </w:r>
+      <w:r>
+        <w:t xml:space="preserve">.</w:t>
+      </w:r>
+    </w:p>
+    <w:p>
+      <w:r>
+        <w:t xml:space="preserve">3.3. Срок исполнения обязательств — </w:t>
+      </w:r>
+      <w:r>
+        <w:t xml:space="preserve">в течение 3 (Трёх) дней с момента поступления денежных средств на расчетный счет</w:t>
+      </w:r>
+      <w:r>
+        <w:t xml:space="preserve">.</w:t>
+      </w:r>
+    </w:p>
+    <w:p/>
+    <w:p>
+      <w:r>
+        <w:rPr>
+          <w:b/>
+        </w:rPr>
+        <w:t xml:space="preserve">4. ПРОЧИЕ УСЛОВИЯ</w:t>
+      </w:r>
+    </w:p>
+    <w:p>
+      <w:r>
+        <w:t xml:space="preserve">4.1. </w:t>
+      </w:r>
+      <w:r>
+        <w:t xml:space="preserve">Стороны несут ответственность за неисполнение или ненадлежащее исполнение обязательств в соответствии с законодательством Российской Федерации.</w:t>
+      </w:r>
+    </w:p>
+    <w:p>
+      <w:r>
+        <w:t xml:space="preserve">4.2. </w:t>
+      </w:r>
+      <w:r>
+        <w:t xml:space="preserve">Размер неустойки за нарушение сроков оплаты: </w:t>
+      </w:r>
+      <w:r>
+        <w:t xml:space="preserve">1/300 ключевой ставки ЦБ РФ от цены Договора</w:t>
+      </w:r>
+      <w:r>
+        <w:t xml:space="preserve">, но не более </w:t>
+      </w:r>
+      <w:r>
+        <w:t xml:space="preserve">0,5 процента от цены Договора</w:t>
+      </w:r>
+      <w:r>
+        <w:t xml:space="preserve">. Предельный размер ответственности: </w:t>
+      </w:r>
+      <w:r>
+        <w:t xml:space="preserve">1/130 ключевой ставки ЦБ РФ от стоимости неоплаченных работ</w:t>
+      </w:r>
+      <w:r>
+        <w:t xml:space="preserve">.</w:t>
+      </w:r>
+    </w:p>
+    <w:p>
+      <w:r>
+        <w:t xml:space="preserve">4.3. </w:t>
+      </w:r>
+      <w:r>
+        <w:t xml:space="preserve">Стороны освобождаются от ответственности при наступлении обстоятельств непреодолимой силы, если они прямо повлияли на исполнение обязательств.</w:t>
+      </w:r>
+    </w:p>
+    <w:p>
+      <w:r>
+        <w:t xml:space="preserve">4.4. </w:t>
+      </w:r>
+      <w:r>
+        <w:t xml:space="preserve">Сторона, для которой создалась невозможность исполнения, обязана уведомить другую Сторону. Срок уведомления — </w:t>
+      </w:r>
+      <w:r>
+        <w:t xml:space="preserve">не позднее 13.11.2026</w:t>
+      </w:r>
+      <w:r>
+        <w:t xml:space="preserve">.</w:t>
+      </w:r>
+    </w:p>
+    <w:p>
+      <w:r>
+        <w:t xml:space="preserve">4.5. </w:t>
+      </w:r>
+      <w:r>
+        <w:t xml:space="preserve">Все споры и разногласия решаются путём переговоров. Претензионный порядок обязателен, срок ответа на претензию — </w:t>
+      </w:r>
+      <w:r>
+        <w:t xml:space="preserve">в течение 10 (Десяти) банковских дней с даты подписания Сторонами акта сдачи-приемки оказанных услуг</w:t>
+      </w:r>
+      <w:r>
+        <w:t xml:space="preserve">.</w:t>
+      </w:r>
+    </w:p>
+    <w:p/>
+    <w:p/>
+    <w:p>
+      <w:r>
+        <w:rPr>
+          <w:b/>
+        </w:rPr>
+        <w:t xml:space="preserve">10. ДОПОЛНИТЕЛЬНЫЕ СВЕДЕНИЯ О СТОРОНАХ</w:t>
+      </w:r>
+    </w:p>
+    <w:p>
+      <w:r>
+        <w:t xml:space="preserve">Контрольный ИНН: </w:t>
+      </w:r>
+      <w:r>
+        <w:t xml:space="preserve">12268б52Ч9</w:t>
+      </w:r>
+    </w:p>
+    <w:p>
+      <w:r>
+        <w:t xml:space="preserve">Ответственное лицо: </w:t>
+      </w:r>
+      <w:r>
+        <w:t xml:space="preserve">Беляев Павел Алekсeевич</w:t>
+      </w:r>
+    </w:p>
+    <w:p>
+      <w:r>
+        <w:t xml:space="preserve">БИК банка: </w:t>
+      </w:r>
+      <w:r>
+        <w:t xml:space="preserve">ОЧ4О30790</w:t>
+      </w:r>
+    </w:p>
+    <w:p>
+      <w:r>
+        <w:t xml:space="preserve">ПАО Вектор</w:t>
+      </w:r>
+      <w:r>
+        <w:t xml:space="preserve"> ИНН </w:t>
+      </w:r>
+      <w:r>
+        <w:t xml:space="preserve">1226865249</w:t>
+      </w:r>
+      <w:r>
+        <w:t xml:space="preserve"> КПП </w:t>
+      </w:r>
+      <w:r>
+        <w:t xml:space="preserve">817818329</w:t>
+      </w:r>
+      <w:r>
+        <w:t xml:space="preserve"> </w:t>
+      </w:r>
+      <w:r>
+        <w:t xml:space="preserve">Ростов-на-Дону  Профсоюзная 36</w:t>
+      </w:r>
+      <w:r>
+        <w:t xml:space="preserve"> тел </w:t>
+      </w:r>
+      <w:r>
+        <w:t xml:space="preserve">84991531583</w:t>
+      </w:r>
+    </w:p>
+    <w:p/>
+    <w:p/>
+    <w:p>
+      <w:r>
+        <w:rPr>
+          <w:b/>
+        </w:rPr>
+        <w:t xml:space="preserve">9. КОНТРОЛЬНЫЕ ВЕЛИЧИНЫ</w:t>
+      </w:r>
+    </w:p>
+    <w:p>
+      <w:r>
+        <w:t xml:space="preserve">9.1. Контрольная запись: </w:t>
+      </w:r>
+      <w:r>
+        <w:rPr>
+          <w:b/>
+        </w:rPr>
+        <w:t xml:space="preserve">21Ф-83</w:t>
+      </w:r>
+      <w:r>
+        <w:t xml:space="preserve">311/12-571Д</w:t>
+      </w:r>
+      <w:r>
+        <w:t xml:space="preserve">.</w:t>
+      </w:r>
+    </w:p>
+    <w:p>
+      <w:r>
+        <w:t xml:space="preserve">9.2. Контрольная запись: </w:t>
+      </w:r>
+      <w:r>
+        <w:rPr>
+          <w:b/>
+        </w:rPr>
+        <w:t xml:space="preserve">2100</w:t>
+      </w:r>
+      <w:r>
+        <w:t xml:space="preserve">0000 (Двадцать один миллион) руб. 00 копеек</w:t>
+      </w:r>
+      <w:r>
+        <w:t xml:space="preserve">.</w:t>
+      </w:r>
+    </w:p>
+    <w:p>
+      <w:r>
+        <w:t xml:space="preserve">9.3. Контрольная запись: </w:t>
+      </w:r>
+      <w:r>
+        <w:rPr>
+          <w:b/>
+        </w:rPr>
+        <w:t xml:space="preserve">1/1</w:t>
+      </w:r>
+      <w:r>
+        <w:t xml:space="preserve">50 ключевой ставки ЦБ РФ от цены Договора</w:t>
+      </w:r>
+      <w:r>
+        <w:t xml:space="preserve">.</w:t>
+      </w:r>
+    </w:p>
+    <w:p>
+      <w:r>
+        <w:t xml:space="preserve">9.4. Контрольная запись: </w:t>
+      </w:r>
+      <w:r>
+        <w:t xml:space="preserve">в течение 1</w:t>
+        <w:br/>
+        <w:t xml:space="preserve">0 банковских дней с момента поступления денежных средств на расчетный счет</w:t>
+      </w:r>
+      <w:r>
+        <w:t xml:space="preserve">.</w:t>
+      </w:r>
+    </w:p>
+    <w:p/>
+    <w:p>
+      <w:r>
+        <w:rPr>
+          <w:b/>
+        </w:rPr>
+        <w:t xml:space="preserve">РЕКВИЗИТЫ И ПОДПИСИ СТОРОН</w:t>
+      </w:r>
+    </w:p>
     <w:p/>
     <w:tbl>
       <w:tblPr>
@@ -966,6 +850,209 @@
           </w:tcPr>
           <w:p>
             <w:r>
+              <w:rPr>
+                <w:b/>
+              </w:rPr>
+              <w:t xml:space="preserve">Продавец:</w:t>
+            </w:r>
+          </w:p>
+          <w:p>
+            <w:r>
+              <w:t xml:space="preserve">ПАО «Вектор»</w:t>
+            </w:r>
+          </w:p>
+          <w:p>
+            <w:r>
+              <w:t xml:space="preserve">Юридический адрес: </w:t>
+            </w:r>
+            <w:r>
+              <w:t xml:space="preserve">420111, г. Казань, пер. Промышленная, д. 28, кв. 100</w:t>
+            </w:r>
+          </w:p>
+          <w:p>
+            <w:r>
+              <w:t xml:space="preserve">ИНН </w:t>
+            </w:r>
+            <w:r>
+              <w:t xml:space="preserve">1226865249</w:t>
+            </w:r>
+            <w:r>
+              <w:t xml:space="preserve"> КПП </w:t>
+            </w:r>
+            <w:r>
+              <w:t xml:space="preserve">817818329</w:t>
+            </w:r>
+          </w:p>
+          <w:p>
+            <w:r>
+              <w:t xml:space="preserve">ОГРН </w:t>
+            </w:r>
+            <w:r>
+              <w:t xml:space="preserve">1778205671970</w:t>
+            </w:r>
+          </w:p>
+          <w:p>
+            <w:r>
+              <w:t xml:space="preserve">р/с </w:t>
+            </w:r>
+            <w:r>
+              <w:t xml:space="preserve">40702810803579030921</w:t>
+            </w:r>
+            <w:r>
+              <w:t xml:space="preserve"> в ПАО «Банк «Санкт-Петербург»</w:t>
+            </w:r>
+          </w:p>
+          <w:p>
+            <w:r>
+              <w:t xml:space="preserve">к/с </w:t>
+            </w:r>
+            <w:r>
+              <w:t xml:space="preserve">30101810900000000790</w:t>
+            </w:r>
+            <w:r>
+              <w:t xml:space="preserve"> БИК </w:t>
+            </w:r>
+            <w:r>
+              <w:t xml:space="preserve">044030790</w:t>
+            </w:r>
+          </w:p>
+          <w:p>
+            <w:r>
+              <w:t xml:space="preserve">Тел.: </w:t>
+            </w:r>
+            <w:r>
+              <w:t xml:space="preserve">+7 (846) 978-39-59</w:t>
+            </w:r>
+          </w:p>
+          <w:p>
+            <w:r>
+              <w:t xml:space="preserve">E-mail: </w:t>
+            </w:r>
+            <w:r>
+              <w:t xml:space="preserve">belyaev@romashka.ru</w:t>
+            </w:r>
+          </w:p>
+          <w:p/>
+          <w:p>
+            <w:r>
+              <w:t xml:space="preserve">Директор ______________ </w:t>
+            </w:r>
+            <w:r>
+              <w:t xml:space="preserve">П. А. Беляев</w:t>
+            </w:r>
+          </w:p>
+        </w:tc>
+        <w:tc>
+          <w:tcPr>
+            <w:tcW w:w="4680" w:type="dxa"/>
+          </w:tcPr>
+          <w:p>
+            <w:r>
+              <w:rPr>
+                <w:b/>
+              </w:rPr>
+              <w:t xml:space="preserve">Покупатель:</w:t>
+            </w:r>
+          </w:p>
+          <w:p>
+            <w:r>
+              <w:t xml:space="preserve">Индивидуальный предприниматель </w:t>
+            </w:r>
+            <w:r>
+              <w:t xml:space="preserve">Новиков Дмитрий Юрьевич</w:t>
+            </w:r>
+          </w:p>
+          <w:p>
+            <w:r>
+              <w:t xml:space="preserve">Адрес регистрации: </w:t>
+            </w:r>
+            <w:r>
+              <w:t xml:space="preserve">143400, г. Красногорск, ш. Ленинградская, д. 41, кв. 144</w:t>
+            </w:r>
+          </w:p>
+          <w:p>
+            <w:r>
+              <w:t xml:space="preserve">ИНН </w:t>
+            </w:r>
+            <w:r>
+              <w:t xml:space="preserve">602471447401</w:t>
+            </w:r>
+            <w:r>
+              <w:t xml:space="preserve"> ОГРНИП </w:t>
+            </w:r>
+            <w:r>
+              <w:t xml:space="preserve">373348933015177</w:t>
+            </w:r>
+          </w:p>
+          <w:p>
+            <w:r>
+              <w:t xml:space="preserve">р/с </w:t>
+            </w:r>
+            <w:r>
+              <w:t xml:space="preserve">40802810073411824232</w:t>
+            </w:r>
+            <w:r>
+              <w:t xml:space="preserve"> в ПАО «Промсвязьбанк»</w:t>
+            </w:r>
+            <w:r>
+              <w:t xml:space="preserve">, БИК </w:t>
+            </w:r>
+            <w:r>
+              <w:t xml:space="preserve">044525555</w:t>
+            </w:r>
+          </w:p>
+          <w:p>
+            <w:r>
+              <w:t xml:space="preserve">Тел.: </w:t>
+            </w:r>
+            <w:r>
+              <w:t xml:space="preserve">+7 (843) 841-36-50</w:t>
+            </w:r>
+          </w:p>
+          <w:p>
+            <w:r>
+              <w:t xml:space="preserve">E-mail: </w:t>
+            </w:r>
+            <w:r>
+              <w:t xml:space="preserve">novikov@sibtrans.ru</w:t>
+            </w:r>
+          </w:p>
+          <w:p/>
+          <w:p>
+            <w:r>
+              <w:t xml:space="preserve">ИП ______________ </w:t>
+            </w:r>
+            <w:r>
+              <w:t xml:space="preserve">Новиков Д. Ю.</w:t>
+            </w:r>
+          </w:p>
+        </w:tc>
+      </w:tr>
+    </w:tbl>
+    <w:p/>
+    <w:tbl>
+      <w:tblPr>
+        <w:tblW w:w="9360" w:type="dxa"/>
+        <w:tblBorders>
+          <w:top w:val="single" w:sz="4" w:color="auto"/>
+          <w:left w:val="single" w:sz="4" w:color="auto"/>
+          <w:bottom w:val="single" w:sz="4" w:color="auto"/>
+          <w:right w:val="single" w:sz="4" w:color="auto"/>
+          <w:insideH w:val="single" w:sz="4" w:color="auto"/>
+          <w:insideV w:val="single" w:sz="4" w:color="auto"/>
+        </w:tblBorders>
+      </w:tblPr>
+      <w:tblGrid>
+        <w:gridCol w:w="4680"/>
+        <w:gridCol w:w="4680"/>
+      </w:tblGrid>
+      <w:tr>
+        <w:tc>
+          <w:tcPr>
+            <w:tcW w:w="4680" w:type="dxa"/>
+          </w:tcPr>
+          <w:p>
+            <w:r>
               <w:t xml:space="preserve">ИНН: </w:t>
             </w:r>
             <w:r>
@@ -1051,13 +1138,13 @@
       <w:t xml:space="preserve">Исполнитель документа: </w:t>
     </w:r>
     <w:r>
-      <w:t xml:space="preserve">Пирогова И. М.</w:t>
+      <w:t xml:space="preserve">Кузнецова Л. А.</w:t>
     </w:r>
     <w:r>
       <w:t xml:space="preserve">, тел. </w:t>
     </w:r>
     <w:r>
-      <w:t xml:space="preserve">8(383)4012862</w:t>
+      <w:t xml:space="preserve">8(495)1508043</w:t>
     </w:r>
   </w:p>
 </w:ftr>

--- a/tests/corpus_v2/docs/sale_0010.docx
+++ b/tests/corpus_v2/docs/sale_0010.docx
@@ -128,7 +128,7 @@
         <w:t xml:space="preserve">Расчёты производятся через аккредитив, открываемый Покупателем. Сумма аккредитива: </w:t>
       </w:r>
       <w:r>
-        <w:t xml:space="preserve">69 100 000,43 руб.</w:t>
+        <w:t xml:space="preserve">167 000,75 руб.</w:t>
       </w:r>
       <w:r>
         <w:t xml:space="preserve">, включая НДС </w:t>
@@ -140,7 +140,102 @@
         <w:t xml:space="preserve"> в размере </w:t>
       </w:r>
       <w:r>
-        <w:t xml:space="preserve">Девять миллионов двести десять тысяч рублей 0 коп.</w:t>
+        <w:t xml:space="preserve">Четыре миллиона шестьсот сорок тысяч рублей 0 коп.</w:t>
+      </w:r>
+      <w:r>
+        <w:t xml:space="preserve">.</w:t>
+      </w:r>
+    </w:p>
+    <w:p>
+      <w:r>
+        <w:t xml:space="preserve">1.5. </w:t>
+      </w:r>
+      <w:r>
+        <w:t xml:space="preserve">Партия сопровождается накладной формы ТОРГ-12 № </w:t>
+      </w:r>
+      <w:r>
+        <w:t xml:space="preserve">049310417</w:t>
+      </w:r>
+      <w:r>
+        <w:t xml:space="preserve">. Номенклатурный номер позиции — </w:t>
+      </w:r>
+      <w:r>
+        <w:t xml:space="preserve">045219299</w:t>
+      </w:r>
+      <w:r>
+        <w:t xml:space="preserve">. Заводской номер насоса — </w:t>
+      </w:r>
+      <w:r>
+        <w:t xml:space="preserve">043675499</w:t>
+      </w:r>
+      <w:r>
+        <w:t xml:space="preserve">.</w:t>
+      </w:r>
+    </w:p>
+    <w:p>
+      <w:r>
+        <w:t xml:space="preserve">1.6. </w:t>
+      </w:r>
+      <w:r>
+        <w:t xml:space="preserve">Целевые средства перечисляются по коду цели </w:t>
+      </w:r>
+      <w:r>
+        <w:t xml:space="preserve">046625528</w:t>
+      </w:r>
+      <w:r>
+        <w:t xml:space="preserve"> согласно приказу Минфина России № 157н. </w:t>
+      </w:r>
+      <w:r>
+        <w:t xml:space="preserve">БИК будет сообщён дополнительно, номер заявки — </w:t>
+      </w:r>
+      <w:r>
+        <w:t xml:space="preserve">047757763</w:t>
+      </w:r>
+      <w:r>
+        <w:t xml:space="preserve">.</w:t>
+      </w:r>
+    </w:p>
+    <w:p>
+      <w:r>
+        <w:t xml:space="preserve">1.7. </w:t>
+      </w:r>
+      <w:r>
+        <w:t xml:space="preserve">Абоненту открыт лицевой счёт </w:t>
+      </w:r>
+      <w:r>
+        <w:t xml:space="preserve">86810760712</w:t>
+      </w:r>
+      <w:r>
+        <w:t xml:space="preserve">. Приложение учтено за номером </w:t>
+      </w:r>
+      <w:r>
+        <w:t xml:space="preserve">89799037128</w:t>
+      </w:r>
+      <w:r>
+        <w:t xml:space="preserve">. Прибор учёта имеет заводской номер </w:t>
+      </w:r>
+      <w:r>
+        <w:t xml:space="preserve">81123406299</w:t>
+      </w:r>
+      <w:r>
+        <w:t xml:space="preserve">.</w:t>
+      </w:r>
+    </w:p>
+    <w:p>
+      <w:r>
+        <w:t xml:space="preserve">1.8. </w:t>
+      </w:r>
+      <w:r>
+        <w:t xml:space="preserve">Регистрационная запись в реестре — </w:t>
+      </w:r>
+      <w:r>
+        <w:t xml:space="preserve">87772732315</w:t>
+      </w:r>
+      <w:r>
+        <w:t xml:space="preserve"> по правилам статьи 434 Гражданского кодекса Российской Федерации. Уведомление направлено за исходящим № </w:t>
+      </w:r>
+      <w:r>
+        <w:t xml:space="preserve">80954693462</w:t>
       </w:r>
       <w:r>
         <w:t xml:space="preserve">.</w:t>
@@ -160,7 +255,7 @@
         <w:t xml:space="preserve">2.1. Общая цена Договора: </w:t>
       </w:r>
       <w:r>
-        <w:t xml:space="preserve">не менее 976000 (Девятисот семидесяти шести тысяч) RUB</w:t>
+        <w:t xml:space="preserve">не менее 86500000 (Восьмидесяти шести миллионов пятисот тысяч) RUB</w:t>
       </w:r>
       <w:r>
         <w:t xml:space="preserve">, НДС не облагается, т.к. применяется УСН</w:t>
@@ -185,7 +280,7 @@
         <w:t xml:space="preserve">2.3. Срок оплаты — </w:t>
       </w:r>
       <w:r>
-        <w:t xml:space="preserve">не позднее 08.07.2026</w:t>
+        <w:t xml:space="preserve">не позднее 21.07.2025</w:t>
       </w:r>
       <w:r>
         <w:t xml:space="preserve">.</w:t>
@@ -205,7 +300,7 @@
         <w:t xml:space="preserve">, артикул </w:t>
       </w:r>
       <w:r>
-        <w:t xml:space="preserve">RM-6134-89</w:t>
+        <w:t xml:space="preserve">RM-1255-81</w:t>
       </w:r>
       <w:r>
         <w:t xml:space="preserve">, код </w:t>
@@ -265,49 +360,49 @@
         <w:t xml:space="preserve">. Товар отгружается с сопроводительным документом паспорт качества № </w:t>
       </w:r>
       <w:r>
-        <w:t xml:space="preserve">69 19 263089</w:t>
+        <w:t xml:space="preserve">03 18 383780</w:t>
       </w:r>
       <w:r>
         <w:t xml:space="preserve">. К партии приложен паспорт изделия № </w:t>
       </w:r>
       <w:r>
-        <w:t xml:space="preserve">91 21 552781</w:t>
+        <w:t xml:space="preserve">30 05 656094</w:t>
       </w:r>
       <w:r>
         <w:t xml:space="preserve">. Оборудование поставляется с паспортом транспортного средства № </w:t>
       </w:r>
       <w:r>
-        <w:t xml:space="preserve">37 23 149685</w:t>
+        <w:t xml:space="preserve">79 17 261664</w:t>
       </w:r>
       <w:r>
         <w:t xml:space="preserve">. Приёмка производится согласно техническому паспорту </w:t>
       </w:r>
       <w:r>
-        <w:t xml:space="preserve">34 02 738580</w:t>
+        <w:t xml:space="preserve">16 18 197986</w:t>
       </w:r>
       <w:r>
         <w:t xml:space="preserve">. СНИЛС не указан, номер заказа </w:t>
       </w:r>
       <w:r>
-        <w:t xml:space="preserve">061-784-588 78</w:t>
+        <w:t xml:space="preserve">887-703-449 75</w:t>
       </w:r>
       <w:r>
         <w:t xml:space="preserve">. Дата рождения не проставлена, документ выдан </w:t>
       </w:r>
       <w:r>
-        <w:t xml:space="preserve">26.05.2018</w:t>
+        <w:t xml:space="preserve">08.05.2018</w:t>
       </w:r>
       <w:r>
         <w:t xml:space="preserve">. Код подразделения, см. артикул </w:t>
       </w:r>
       <w:r>
-        <w:t xml:space="preserve">106-681</w:t>
+        <w:t xml:space="preserve">054-046</w:t>
       </w:r>
       <w:r>
         <w:t xml:space="preserve">. Цена — </w:t>
       </w:r>
       <w:r>
-        <w:t xml:space="preserve">5 870 002 рубля</w:t>
+        <w:t xml:space="preserve">596 002 рубля</w:t>
       </w:r>
       <w:r>
         <w:t xml:space="preserve">.</w:t>
@@ -321,25 +416,25 @@
         <w:t xml:space="preserve">Товар маркирован штрихкодом </w:t>
       </w:r>
       <w:r>
-        <w:t xml:space="preserve">4606895185067</w:t>
+        <w:t xml:space="preserve">4608905512127</w:t>
       </w:r>
       <w:r>
         <w:t xml:space="preserve">. Код контрагента по ОКПО — </w:t>
       </w:r>
       <w:r>
-        <w:t xml:space="preserve">0808435893</w:t>
+        <w:t xml:space="preserve">2937758966</w:t>
       </w:r>
       <w:r>
         <w:t xml:space="preserve">. Оборудование учтено под инвентарным номером </w:t>
       </w:r>
       <w:r>
-        <w:t xml:space="preserve">048837344</w:t>
+        <w:t xml:space="preserve">043280339</w:t>
       </w:r>
       <w:r>
         <w:t xml:space="preserve">, складской позиции присвоен номер </w:t>
       </w:r>
       <w:r>
-        <w:t xml:space="preserve">454631070</w:t>
+        <w:t xml:space="preserve">877602327</w:t>
       </w:r>
       <w:r>
         <w:t xml:space="preserve">.</w:t>
@@ -353,19 +448,19 @@
         <w:t xml:space="preserve">Оплата по счёту-фактуре на КБК </w:t>
       </w:r>
       <w:r>
-        <w:t xml:space="preserve">18210101011011000161</w:t>
+        <w:t xml:space="preserve">18210101011011000167</w:t>
       </w:r>
       <w:r>
         <w:t xml:space="preserve">. ИНН не присвоен, регистрационный № </w:t>
       </w:r>
       <w:r>
-        <w:t xml:space="preserve">6336404075</w:t>
+        <w:t xml:space="preserve">0327827524</w:t>
       </w:r>
       <w:r>
         <w:t xml:space="preserve">. ИНН не присвоен, платёжный документ № </w:t>
       </w:r>
       <w:r>
-        <w:t xml:space="preserve">094823419457</w:t>
+        <w:t xml:space="preserve">960563365524</w:t>
       </w:r>
       <w:r>
         <w:t xml:space="preserve">. Заказчик действует в лице </w:t>
@@ -385,13 +480,13 @@
         <w:t xml:space="preserve">Массовая доля влаги в товаре — </w:t>
       </w:r>
       <w:r>
-        <w:t xml:space="preserve">не более 13 %</w:t>
+        <w:t xml:space="preserve">не более 16 %</w:t>
       </w:r>
       <w:r>
         <w:t xml:space="preserve">. Товар подлежит хранению </w:t>
       </w:r>
       <w:r>
-        <w:t xml:space="preserve">в течение 24 часов</w:t>
+        <w:t xml:space="preserve">в течение 12 часов</w:t>
       </w:r>
       <w:r>
         <w:t xml:space="preserve"> при температуре не выше +4 °C. Срок исковой давности по требованиям, вытекающим из Договора, составляет </w:t>
@@ -460,7 +555,7 @@
           </w:tcPr>
           <w:p>
             <w:r>
-              <w:t xml:space="preserve">3208574867</w:t>
+              <w:t xml:space="preserve">5211688476</w:t>
             </w:r>
           </w:p>
         </w:tc>
@@ -488,7 +583,7 @@
         <w:t xml:space="preserve">Полномочия подтверждаются свидетельством о рождении, выдано </w:t>
       </w:r>
       <w:r>
-        <w:t xml:space="preserve">20.12.2014</w:t>
+        <w:t xml:space="preserve">10.04.2016</w:t>
       </w:r>
       <w:r>
         <w:t xml:space="preserve"> отделом ЗАГС.</w:t>
@@ -517,7 +612,7 @@
           </w:tcPr>
           <w:p>
             <w:r>
-              <w:t xml:space="preserve">7</w:t>
+              <w:t xml:space="preserve">4</w:t>
             </w:r>
           </w:p>
         </w:tc>
@@ -567,7 +662,7 @@
         <w:t xml:space="preserve">3.1. Место исполнения обязательств: </w:t>
       </w:r>
       <w:r>
-        <w:t xml:space="preserve">603000, г. Нижний Новгород, ш. Победы, д. 37, кв. 112</w:t>
+        <w:t xml:space="preserve">394000, г. Воронеж, бул. Кирова, д. 4, кв. 40</w:t>
       </w:r>
       <w:r>
         <w:t xml:space="preserve">.</w:t>
@@ -584,7 +679,7 @@
         <w:t xml:space="preserve"> по телефону </w:t>
       </w:r>
       <w:r>
-        <w:t xml:space="preserve">+7 (812) 872-68-21</w:t>
+        <w:t xml:space="preserve">+7 (383) 426-81-73</w:t>
       </w:r>
       <w:r>
         <w:t xml:space="preserve">.</w:t>
@@ -595,7 +690,111 @@
         <w:t xml:space="preserve">3.3. Срок исполнения обязательств — </w:t>
       </w:r>
       <w:r>
-        <w:t xml:space="preserve">в течение 3 (Трёх) дней с момента поступления денежных средств на расчетный счет</w:t>
+        <w:t xml:space="preserve">в течение 10 (Десяти) дней с момента поступления денежных средств на расчетный счет</w:t>
+      </w:r>
+      <w:r>
+        <w:t xml:space="preserve">.</w:t>
+      </w:r>
+    </w:p>
+    <w:p>
+      <w:r>
+        <w:t xml:space="preserve">3.4. </w:t>
+      </w:r>
+      <w:r>
+        <w:t xml:space="preserve">Финансирование ведётся за счёт средств бюджета, КБК </w:t>
+      </w:r>
+      <w:r>
+        <w:t xml:space="preserve">18256814014497003017</w:t>
+      </w:r>
+      <w:r>
+        <w:t xml:space="preserve">. Прибор учёта (счётчик) № </w:t>
+      </w:r>
+      <w:r>
+        <w:t xml:space="preserve">39217012857769096308</w:t>
+      </w:r>
+      <w:r>
+        <w:t xml:space="preserve">.</w:t>
+      </w:r>
+    </w:p>
+    <w:p>
+      <w:r>
+        <w:t xml:space="preserve">3.5. </w:t>
+      </w:r>
+      <w:r>
+        <w:t xml:space="preserve">Счёт на оплату выставляется с уникальным идентификатором начисления </w:t>
+      </w:r>
+      <w:r>
+        <w:t xml:space="preserve">18209476713567445214</w:t>
+      </w:r>
+      <w:r>
+        <w:t xml:space="preserve">. Номер счёта-проформы — </w:t>
+      </w:r>
+      <w:r>
+        <w:t xml:space="preserve">77445234367987309163</w:t>
+      </w:r>
+      <w:r>
+        <w:t xml:space="preserve">. Очерёдность списания со счёта определяется статьёй 855 Гражданского кодекса Российской Федерации, код вида дохода — </w:t>
+      </w:r>
+      <w:r>
+        <w:t xml:space="preserve">18210399028601931323</w:t>
+      </w:r>
+      <w:r>
+        <w:t xml:space="preserve">.</w:t>
+      </w:r>
+    </w:p>
+    <w:p>
+      <w:r>
+        <w:t xml:space="preserve">3.6. </w:t>
+      </w:r>
+      <w:r>
+        <w:t xml:space="preserve">ИНН иностранному контрагенту не присваивается, номер в торговом реестре </w:t>
+      </w:r>
+      <w:r>
+        <w:t xml:space="preserve">3208574867</w:t>
+      </w:r>
+      <w:r>
+        <w:t xml:space="preserve">. ИНН см. в приложении; спецификация № </w:t>
+      </w:r>
+      <w:r>
+        <w:t xml:space="preserve">9777340852</w:t>
+      </w:r>
+      <w:r>
+        <w:t xml:space="preserve">. В силу статьи 84 Налогового кодекса Российской Федерации ИНН присваивается налоговым органом; номер решения — </w:t>
+      </w:r>
+      <w:r>
+        <w:t xml:space="preserve">9745696840</w:t>
+      </w:r>
+      <w:r>
+        <w:t xml:space="preserve">.</w:t>
+      </w:r>
+    </w:p>
+    <w:p>
+      <w:r>
+        <w:t xml:space="preserve">3.7. </w:t>
+      </w:r>
+      <w:r>
+        <w:t xml:space="preserve">Партии присвоен номер прослеживаемости </w:t>
+      </w:r>
+      <w:r>
+        <w:t xml:space="preserve">8497248631</w:t>
+      </w:r>
+      <w:r>
+        <w:t xml:space="preserve">. Содержание примеси не превышает </w:t>
+      </w:r>
+      <w:r>
+        <w:t xml:space="preserve">1,2 %</w:t>
+      </w:r>
+      <w:r>
+        <w:t xml:space="preserve">. Погрешность измерения прибора — не более </w:t>
+      </w:r>
+      <w:r>
+        <w:t xml:space="preserve">0,7 %</w:t>
+      </w:r>
+      <w:r>
+        <w:t xml:space="preserve">. Оборудованию присвоен заводской номер </w:t>
+      </w:r>
+      <w:r>
+        <w:t xml:space="preserve">5100917711</w:t>
       </w:r>
       <w:r>
         <w:t xml:space="preserve">.</w:t>
@@ -660,7 +859,7 @@
         <w:t xml:space="preserve">Сторона, для которой создалась невозможность исполнения, обязана уведомить другую Сторону. Срок уведомления — </w:t>
       </w:r>
       <w:r>
-        <w:t xml:space="preserve">не позднее 13.11.2026</w:t>
+        <w:t xml:space="preserve">не позднее 11.08.2026</w:t>
       </w:r>
       <w:r>
         <w:t xml:space="preserve">.</w:t>
@@ -674,7 +873,125 @@
         <w:t xml:space="preserve">Все споры и разногласия решаются путём переговоров. Претензионный порядок обязателен, срок ответа на претензию — </w:t>
       </w:r>
       <w:r>
-        <w:t xml:space="preserve">в течение 10 (Десяти) банковских дней с даты подписания Сторонами акта сдачи-приемки оказанных услуг</w:t>
+        <w:t xml:space="preserve">в течение 7 (Семи) банковских дней с даты подписания Сторонами акта сдачи-приемки оказанных услуг</w:t>
+      </w:r>
+      <w:r>
+        <w:t xml:space="preserve">.</w:t>
+      </w:r>
+    </w:p>
+    <w:p>
+      <w:r>
+        <w:t xml:space="preserve">4.6. </w:t>
+      </w:r>
+      <w:r>
+        <w:t xml:space="preserve">ИНН физического лица не указан; номер лицевого счёта абонента — </w:t>
+      </w:r>
+      <w:r>
+        <w:t xml:space="preserve">545002853737</w:t>
+      </w:r>
+      <w:r>
+        <w:t xml:space="preserve">. ИНН см. приложение; номенклатурный код — </w:t>
+      </w:r>
+      <w:r>
+        <w:t xml:space="preserve">721200907908</w:t>
+      </w:r>
+      <w:r>
+        <w:t xml:space="preserve">. ИНН физического лица обрабатывается в порядке статьи 86 Налогового кодекса Российской Федерации; номер запроса — </w:t>
+      </w:r>
+      <w:r>
+        <w:t xml:space="preserve">313127469142</w:t>
+      </w:r>
+      <w:r>
+        <w:t xml:space="preserve">.</w:t>
+      </w:r>
+    </w:p>
+    <w:p>
+      <w:r>
+        <w:t xml:space="preserve">4.7. </w:t>
+      </w:r>
+      <w:r>
+        <w:t xml:space="preserve">Товарная накладная на партию имеет номер </w:t>
+      </w:r>
+      <w:r>
+        <w:t xml:space="preserve">164172586137</w:t>
+      </w:r>
+      <w:r>
+        <w:t xml:space="preserve">. Модуль учёта имеет заводской номер </w:t>
+      </w:r>
+      <w:r>
+        <w:t xml:space="preserve">420976033765</w:t>
+      </w:r>
+      <w:r>
+        <w:t xml:space="preserve">. Уклон кровли поставляемого сооружения — </w:t>
+      </w:r>
+      <w:r>
+        <w:t xml:space="preserve">5 %</w:t>
+      </w:r>
+      <w:r>
+        <w:t xml:space="preserve">.</w:t>
+      </w:r>
+    </w:p>
+    <w:p>
+      <w:r>
+        <w:t xml:space="preserve">4.8. </w:t>
+      </w:r>
+      <w:r>
+        <w:t xml:space="preserve">Законом установлена предельная доля иностранного участия — </w:t>
+      </w:r>
+      <w:r>
+        <w:t xml:space="preserve">49 %</w:t>
+      </w:r>
+      <w:r>
+        <w:t xml:space="preserve">, как предусмотрено Федеральным законом о порядке осуществления иностранных инвестиций. Приложение № 3 к Договору содержит долю брака, не превышающую </w:t>
+      </w:r>
+      <w:r>
+        <w:t xml:space="preserve">0,3 %</w:t>
+      </w:r>
+      <w:r>
+        <w:t xml:space="preserve">.</w:t>
+      </w:r>
+    </w:p>
+    <w:p>
+      <w:r>
+        <w:t xml:space="preserve">4.9. </w:t>
+      </w:r>
+      <w:r>
+        <w:t xml:space="preserve">Изготовитель установил срок годности </w:t>
+      </w:r>
+      <w:r>
+        <w:t xml:space="preserve">в течение 36 месяцев</w:t>
+      </w:r>
+      <w:r>
+        <w:t xml:space="preserve"> с даты изготовления. Бетонная смесь выдерживается </w:t>
+      </w:r>
+      <w:r>
+        <w:t xml:space="preserve">в течение 72 часов</w:t>
+      </w:r>
+      <w:r>
+        <w:t xml:space="preserve"> без доступа влаги.</w:t>
+      </w:r>
+    </w:p>
+    <w:p>
+      <w:r>
+        <w:t xml:space="preserve">4.10. </w:t>
+      </w:r>
+      <w:r>
+        <w:t xml:space="preserve">Требования по качеству работ заявляются </w:t>
+      </w:r>
+      <w:r>
+        <w:t xml:space="preserve">в течение одного года</w:t>
+      </w:r>
+      <w:r>
+        <w:t xml:space="preserve"> по правилам статьи 725 Гражданского кодекса Российской Федерации. Поставщик присутствует на рынке </w:t>
+      </w:r>
+      <w:r>
+        <w:t xml:space="preserve">в течение 24 лет</w:t>
+      </w:r>
+      <w:r>
+        <w:t xml:space="preserve">. Окончание отчётного периода — </w:t>
+      </w:r>
+      <w:r>
+        <w:t xml:space="preserve">не позднее 04.02.2024</w:t>
       </w:r>
       <w:r>
         <w:t xml:space="preserve">.</w:t>
@@ -695,7 +1012,7 @@
         <w:t xml:space="preserve">Контрольный ИНН: </w:t>
       </w:r>
       <w:r>
-        <w:t xml:space="preserve">12268б52Ч9</w:t>
+        <w:t xml:space="preserve">І226865249</w:t>
       </w:r>
     </w:p>
     <w:p>
@@ -703,7 +1020,7 @@
         <w:t xml:space="preserve">Ответственное лицо: </w:t>
       </w:r>
       <w:r>
-        <w:t xml:space="preserve">Беляев Павел Алekсeевич</w:t>
+        <w:t xml:space="preserve">Беляев Пaвел Алексеевич</w:t>
       </w:r>
     </w:p>
     <w:p>
@@ -711,7 +1028,7 @@
         <w:t xml:space="preserve">БИК банка: </w:t>
       </w:r>
       <w:r>
-        <w:t xml:space="preserve">ОЧ4О30790</w:t>
+        <w:t xml:space="preserve">04Ч030790</w:t>
       </w:r>
     </w:p>
     <w:p>
@@ -734,13 +1051,13 @@
         <w:t xml:space="preserve"> </w:t>
       </w:r>
       <w:r>
-        <w:t xml:space="preserve">Ростов-на-Дону  Профсоюзная 36</w:t>
+        <w:t xml:space="preserve">Санкт-Петербург  Строителей 64</w:t>
       </w:r>
       <w:r>
         <w:t xml:space="preserve"> тел </w:t>
       </w:r>
       <w:r>
-        <w:t xml:space="preserve">84991531583</w:t>
+        <w:t xml:space="preserve">83839513135</w:t>
       </w:r>
     </w:p>
     <w:p/>
@@ -761,10 +1078,10 @@
         <w:rPr>
           <w:b/>
         </w:rPr>
-        <w:t xml:space="preserve">21Ф-83</w:t>
-      </w:r>
-      <w:r>
-        <w:t xml:space="preserve">311/12-571Д</w:t>
+        <w:t xml:space="preserve">79Ф-00</w:t>
+      </w:r>
+      <w:r>
+        <w:t xml:space="preserve">251/21-803Д</w:t>
       </w:r>
       <w:r>
         <w:t xml:space="preserve">.</w:t>
@@ -778,10 +1095,10 @@
         <w:rPr>
           <w:b/>
         </w:rPr>
-        <w:t xml:space="preserve">2100</w:t>
-      </w:r>
-      <w:r>
-        <w:t xml:space="preserve">0000 (Двадцать один миллион) руб. 00 копеек</w:t>
+        <w:t xml:space="preserve">5070</w:t>
+      </w:r>
+      <w:r>
+        <w:t xml:space="preserve">0000 (Пятьдесят миллионов семьсот тысяч) руб. 50 копеек</w:t>
       </w:r>
       <w:r>
         <w:t xml:space="preserve">.</w:t>
@@ -809,9 +1126,9 @@
         <w:t xml:space="preserve">9.4. Контрольная запись: </w:t>
       </w:r>
       <w:r>
-        <w:t xml:space="preserve">в течение 1</w:t>
+        <w:t xml:space="preserve">в течение 2</w:t>
         <w:br/>
-        <w:t xml:space="preserve">0 банковских дней с момента поступления денежных средств на расчетный счет</w:t>
+        <w:t xml:space="preserve">0 (Двадцати) календарных дней с момента подписания акта</w:t>
       </w:r>
       <w:r>
         <w:t xml:space="preserve">.</w:t>
@@ -866,7 +1183,15 @@
               <w:t xml:space="preserve">Юридический адрес: </w:t>
             </w:r>
             <w:r>
-              <w:t xml:space="preserve">420111, г. Казань, пер. Промышленная, д. 28, кв. 100</w:t>
+              <w:t xml:space="preserve">620014, г. Екатеринбург, просп. Пушкина, д. 85, кв. 180</w:t>
+            </w:r>
+          </w:p>
+          <w:p>
+            <w:r>
+              <w:t xml:space="preserve">Почтовый адрес: </w:t>
+            </w:r>
+            <w:r>
+              <w:t xml:space="preserve">420111, г. Казань, пер. Кирова, д. 27, кв. 174</w:t>
             </w:r>
           </w:p>
           <w:p>
@@ -921,7 +1246,7 @@
               <w:t xml:space="preserve">Тел.: </w:t>
             </w:r>
             <w:r>
-              <w:t xml:space="preserve">+7 (846) 978-39-59</w:t>
+              <w:t xml:space="preserve">+7 (812) 456-79-68</w:t>
             </w:r>
           </w:p>
           <w:p>
@@ -929,7 +1254,7 @@
               <w:t xml:space="preserve">E-mail: </w:t>
             </w:r>
             <w:r>
-              <w:t xml:space="preserve">belyaev@romashka.ru</w:t>
+              <w:t xml:space="preserve">belyaev@gmail.com</w:t>
             </w:r>
           </w:p>
           <w:p/>
@@ -967,7 +1292,7 @@
               <w:t xml:space="preserve">Адрес регистрации: </w:t>
             </w:r>
             <w:r>
-              <w:t xml:space="preserve">143400, г. Красногорск, ш. Ленинградская, д. 41, кв. 144</w:t>
+              <w:t xml:space="preserve">143400, г. Красногорск, ш. Гагарина, д. 49, кв. 86</w:t>
             </w:r>
           </w:p>
           <w:p>
@@ -1006,7 +1331,7 @@
               <w:t xml:space="preserve">Тел.: </w:t>
             </w:r>
             <w:r>
-              <w:t xml:space="preserve">+7 (843) 841-36-50</w:t>
+              <w:t xml:space="preserve">+7 (499) 281-20-86</w:t>
             </w:r>
           </w:p>
           <w:p>
@@ -1014,7 +1339,7 @@
               <w:t xml:space="preserve">E-mail: </w:t>
             </w:r>
             <w:r>
-              <w:t xml:space="preserve">novikov@sibtrans.ru</w:t>
+              <w:t xml:space="preserve">novikov@list.ru</w:t>
             </w:r>
           </w:p>
           <w:p/>
@@ -1138,13 +1463,13 @@
       <w:t xml:space="preserve">Исполнитель документа: </w:t>
     </w:r>
     <w:r>
-      <w:t xml:space="preserve">Кузнецова Л. А.</w:t>
+      <w:t xml:space="preserve">Беляев С. В.</w:t>
     </w:r>
     <w:r>
       <w:t xml:space="preserve">, тел. </w:t>
     </w:r>
     <w:r>
-      <w:t xml:space="preserve">8(495)1508043</w:t>
+      <w:t xml:space="preserve">8(812)4206444</w:t>
     </w:r>
   </w:p>
 </w:ftr>

--- a/tests/corpus_v2/docs/sale_0010.docx
+++ b/tests/corpus_v2/docs/sale_0010.docx
@@ -1129,6 +1129,37 @@
         <w:t xml:space="preserve">в течение 2</w:t>
         <w:br/>
         <w:t xml:space="preserve">0 (Двадцати) календарных дней с момента подписания акта</w:t>
+      </w:r>
+      <w:r>
+        <w:t xml:space="preserve">.</w:t>
+      </w:r>
+    </w:p>
+    <w:p/>
+    <w:p>
+      <w:r>
+        <w:rPr>
+          <w:b/>
+        </w:rPr>
+        <w:t xml:space="preserve">6. ОСОБЫЕ УСЛОВИЯ ОТДЕЛЬНЫХ ВИДОВ ДАННЫХ</w:t>
+      </w:r>
+    </w:p>
+    <w:p>
+      <w:r>
+        <w:t xml:space="preserve">6.1. Полномочия представителя подтверждены доверенностью, реестровый номер </w:t>
+      </w:r>
+      <w:r>
+        <w:t xml:space="preserve">78/1445-н/78-2022-12-7</w:t>
+      </w:r>
+      <w:r>
+        <w:t xml:space="preserve">.</w:t>
+      </w:r>
+    </w:p>
+    <w:p>
+      <w:r>
+        <w:t xml:space="preserve">6.2. Для сопоставления в учёте указывается: </w:t>
+      </w:r>
+      <w:r>
+        <w:t xml:space="preserve">срок действия 12/2024-06/2025</w:t>
       </w:r>
       <w:r>
         <w:t xml:space="preserve">.</w:t>

--- a/tests/corpus_v2/docs/sale_0010.docx
+++ b/tests/corpus_v2/docs/sale_0010.docx
@@ -1145,21 +1145,87 @@
     </w:p>
     <w:p>
       <w:r>
-        <w:t xml:space="preserve">6.1. Полномочия представителя подтверждены доверенностью, реестровый номер </w:t>
-      </w:r>
-      <w:r>
-        <w:t xml:space="preserve">78/1445-н/78-2022-12-7</w:t>
-      </w:r>
-      <w:r>
-        <w:t xml:space="preserve">.</w:t>
-      </w:r>
-    </w:p>
-    <w:p>
-      <w:r>
-        <w:t xml:space="preserve">6.2. Для сопоставления в учёте указывается: </w:t>
-      </w:r>
-      <w:r>
-        <w:t xml:space="preserve">срок действия 12/2024-06/2025</w:t>
+        <w:t xml:space="preserve">6.1. Работы выполняются на основании ранее заключённого Договора № </w:t>
+      </w:r>
+      <w:r>
+        <w:t xml:space="preserve">СУБ-44/2023</w:t>
+      </w:r>
+      <w:r>
+        <w:t xml:space="preserve"> между теми же сторонами.</w:t>
+      </w:r>
+    </w:p>
+    <w:p>
+      <w:r>
+        <w:t xml:space="preserve">6.2. Первичные документы: </w:t>
+      </w:r>
+      <w:r>
+        <w:t xml:space="preserve">лицензия Л035-01298-77/00123456 Рособрнадзора</w:t>
+      </w:r>
+      <w:r>
+        <w:t xml:space="preserve">.</w:t>
+      </w:r>
+    </w:p>
+    <w:p>
+      <w:r>
+        <w:t xml:space="preserve">6.3. Запись о лицензии внесена в реестр за регистрационным номером </w:t>
+      </w:r>
+      <w:r>
+        <w:t xml:space="preserve">895217304</w:t>
+      </w:r>
+      <w:r>
+        <w:t xml:space="preserve">.</w:t>
+      </w:r>
+    </w:p>
+    <w:p>
+      <w:r>
+        <w:t xml:space="preserve">6.4. Внутренний учёт ведётся отдельно: </w:t>
+      </w:r>
+      <w:r>
+        <w:t xml:space="preserve">сведения внесены в реестр, номер записи не присвоен</w:t>
+      </w:r>
+      <w:r>
+        <w:t xml:space="preserve">.</w:t>
+      </w:r>
+    </w:p>
+    <w:p>
+      <w:r>
+        <w:t xml:space="preserve">6.5. Полномочия представителя подтверждены доверенностью, реестровый номер </w:t>
+      </w:r>
+      <w:r>
+        <w:t xml:space="preserve">77/714-н/77-2024-1-502</w:t>
+      </w:r>
+      <w:r>
+        <w:t xml:space="preserve">.</w:t>
+      </w:r>
+    </w:p>
+    <w:p>
+      <w:r>
+        <w:t xml:space="preserve">6.6. Для сопоставления в учёте указывается: </w:t>
+      </w:r>
+      <w:r>
+        <w:t xml:space="preserve">ГОСТ Р 52044-2003</w:t>
+      </w:r>
+      <w:r>
+        <w:t xml:space="preserve">.</w:t>
+      </w:r>
+    </w:p>
+    <w:p>
+      <w:r>
+        <w:t xml:space="preserve">6.7. Решение принято большинством в </w:t>
+      </w:r>
+      <w:r>
+        <w:t xml:space="preserve">40 % уставного капитала</w:t>
+      </w:r>
+      <w:r>
+        <w:t xml:space="preserve"> от общего числа голосов членов совета директоров.</w:t>
+      </w:r>
+    </w:p>
+    <w:p>
+      <w:r>
+        <w:t xml:space="preserve">6.8. Кворум определяется уставом: </w:t>
+      </w:r>
+      <w:r>
+        <w:t xml:space="preserve">большинством в две трети голосов</w:t>
       </w:r>
       <w:r>
         <w:t xml:space="preserve">.</w:t>

--- a/tests/corpus_v2/docs/sale_0010.docx
+++ b/tests/corpus_v2/docs/sale_0010.docx
@@ -1145,10 +1145,32 @@
     </w:p>
     <w:p>
       <w:r>
-        <w:t xml:space="preserve">6.1. Работы выполняются на основании ранее заключённого Договора № </w:t>
-      </w:r>
-      <w:r>
-        <w:t xml:space="preserve">СУБ-44/2023</w:t>
+        <w:t xml:space="preserve">6.1. Стороны ранее заключили </w:t>
+      </w:r>
+      <w:r>
+        <w:t xml:space="preserve">договор поставки</w:t>
+      </w:r>
+      <w:r>
+        <w:t xml:space="preserve"> на сопоставимых условиях.</w:t>
+      </w:r>
+    </w:p>
+    <w:p>
+      <w:r>
+        <w:t xml:space="preserve">6.2. Прочие условия: </w:t>
+      </w:r>
+      <w:r>
+        <w:t xml:space="preserve">отношения сторон регулируются гражданским законодательством</w:t>
+      </w:r>
+      <w:r>
+        <w:t xml:space="preserve">.</w:t>
+      </w:r>
+    </w:p>
+    <w:p>
+      <w:r>
+        <w:t xml:space="preserve">6.3. Работы выполняются на основании ранее заключённого Договора № </w:t>
+      </w:r>
+      <w:r>
+        <w:t xml:space="preserve">17595/001-сс</w:t>
       </w:r>
       <w:r>
         <w:t xml:space="preserve"> между теми же сторонами.</w:t>
@@ -1156,29 +1178,73 @@
     </w:p>
     <w:p>
       <w:r>
-        <w:t xml:space="preserve">6.2. Первичные документы: </w:t>
-      </w:r>
-      <w:r>
-        <w:t xml:space="preserve">лицензия Л035-01298-77/00123456 Рособрнадзора</w:t>
-      </w:r>
-      <w:r>
-        <w:t xml:space="preserve">.</w:t>
-      </w:r>
-    </w:p>
-    <w:p>
-      <w:r>
-        <w:t xml:space="preserve">6.3. Запись о лицензии внесена в реестр за регистрационным номером </w:t>
-      </w:r>
-      <w:r>
-        <w:t xml:space="preserve">895217304</w:t>
-      </w:r>
-      <w:r>
-        <w:t xml:space="preserve">.</w:t>
-      </w:r>
-    </w:p>
-    <w:p>
-      <w:r>
-        <w:t xml:space="preserve">6.4. Внутренний учёт ведётся отдельно: </w:t>
+        <w:t xml:space="preserve">6.4. Первичные документы: </w:t>
+      </w:r>
+      <w:r>
+        <w:t xml:space="preserve">как указано в пункте 4.2 настоящего Договора</w:t>
+      </w:r>
+      <w:r>
+        <w:t xml:space="preserve">.</w:t>
+      </w:r>
+    </w:p>
+    <w:p>
+      <w:r>
+        <w:t xml:space="preserve">6.5. Паспорт гражданина Российской Федерации выдан </w:t>
+      </w:r>
+      <w:r>
+        <w:t xml:space="preserve">УМВД России по Владимирской области</w:t>
+      </w:r>
+      <w:r>
+        <w:t xml:space="preserve">, паспорт предъявлен при подписании.</w:t>
+      </w:r>
+    </w:p>
+    <w:p>
+      <w:r>
+        <w:t xml:space="preserve">6.6. Сопутствующие сведения: </w:t>
+      </w:r>
+      <w:r>
+        <w:t xml:space="preserve">доверенность выдана сроком на три года без права передоверия</w:t>
+      </w:r>
+      <w:r>
+        <w:t xml:space="preserve">.</w:t>
+      </w:r>
+    </w:p>
+    <w:p>
+      <w:r>
+        <w:t xml:space="preserve">6.7. Запись о государственной регистрации внесена регистрирующим органом: </w:t>
+      </w:r>
+      <w:r>
+        <w:t xml:space="preserve">МИФНС России № 15 по Санкт-Петербургу</w:t>
+      </w:r>
+      <w:r>
+        <w:t xml:space="preserve">.</w:t>
+      </w:r>
+    </w:p>
+    <w:p>
+      <w:r>
+        <w:t xml:space="preserve">6.8. Общие сведения о регистрации: </w:t>
+      </w:r>
+      <w:r>
+        <w:t xml:space="preserve">отчётность представляется в налоговый орган по месту учёта</w:t>
+      </w:r>
+      <w:r>
+        <w:t xml:space="preserve">.</w:t>
+      </w:r>
+    </w:p>
+    <w:p>
+      <w:r>
+        <w:t xml:space="preserve">6.9. Запись о лицензии внесена в реестр за регистрационным номером </w:t>
+      </w:r>
+      <w:r>
+        <w:t xml:space="preserve">731004592</w:t>
+      </w:r>
+      <w:r>
+        <w:t xml:space="preserve">.</w:t>
+      </w:r>
+    </w:p>
+    <w:p>
+      <w:r>
+        <w:t xml:space="preserve">6.10. Внутренний учёт ведётся отдельно: </w:t>
       </w:r>
       <w:r>
         <w:t xml:space="preserve">сведения внесены в реестр, номер записи не присвоен</w:t>
@@ -1189,32 +1255,32 @@
     </w:p>
     <w:p>
       <w:r>
-        <w:t xml:space="preserve">6.5. Полномочия представителя подтверждены доверенностью, реестровый номер </w:t>
-      </w:r>
-      <w:r>
-        <w:t xml:space="preserve">77/714-н/77-2024-1-502</w:t>
-      </w:r>
-      <w:r>
-        <w:t xml:space="preserve">.</w:t>
-      </w:r>
-    </w:p>
-    <w:p>
-      <w:r>
-        <w:t xml:space="preserve">6.6. Для сопоставления в учёте указывается: </w:t>
-      </w:r>
-      <w:r>
-        <w:t xml:space="preserve">ГОСТ Р 52044-2003</w:t>
-      </w:r>
-      <w:r>
-        <w:t xml:space="preserve">.</w:t>
-      </w:r>
-    </w:p>
-    <w:p>
-      <w:r>
-        <w:t xml:space="preserve">6.7. Решение принято большинством в </w:t>
-      </w:r>
-      <w:r>
-        <w:t xml:space="preserve">40 % уставного капитала</w:t>
+        <w:t xml:space="preserve">6.11. Полномочия представителя подтверждены доверенностью, реестровый номер </w:t>
+      </w:r>
+      <w:r>
+        <w:t xml:space="preserve">78/1445-н/78-2022-12-7</w:t>
+      </w:r>
+      <w:r>
+        <w:t xml:space="preserve">.</w:t>
+      </w:r>
+    </w:p>
+    <w:p>
+      <w:r>
+        <w:t xml:space="preserve">6.12. Для сопоставления в учёте указывается: </w:t>
+      </w:r>
+      <w:r>
+        <w:t xml:space="preserve">кадастровый номер 77:01:0004012:2211</w:t>
+      </w:r>
+      <w:r>
+        <w:t xml:space="preserve">.</w:t>
+      </w:r>
+    </w:p>
+    <w:p>
+      <w:r>
+        <w:t xml:space="preserve">6.13. Решение принято большинством в </w:t>
+      </w:r>
+      <w:r>
+        <w:t xml:space="preserve">9 % уставного капитала общества</w:t>
       </w:r>
       <w:r>
         <w:t xml:space="preserve"> от общего числа голосов членов совета директоров.</w:t>
@@ -1222,7 +1288,7 @@
     </w:p>
     <w:p>
       <w:r>
-        <w:t xml:space="preserve">6.8. Кворум определяется уставом: </w:t>
+        <w:t xml:space="preserve">6.14. Кворум определяется уставом: </w:t>
       </w:r>
       <w:r>
         <w:t xml:space="preserve">большинством в две трети голосов</w:t>

--- a/tests/corpus_v2/docs/sale_0010.docx
+++ b/tests/corpus_v2/docs/sale_0010.docx
@@ -39,7 +39,7 @@
         <w:t xml:space="preserve">     </w:t>
       </w:r>
       <w:r>
-        <w:t xml:space="preserve">28.04.2025 г.</w:t>
+        <w:t xml:space="preserve">28 апреля 2025 года</w:t>
       </w:r>
     </w:p>
     <w:p/>
